--- a/paper/Lo_2026_Following_the_Preference_v2.docx
+++ b/paper/Lo_2026_Following_the_Preference_v2.docx
@@ -149,7 +149,7 @@
         <w:pStyle w:val="BodyText"/>
       </w:pPr>
       <w:r>
-        <w:t xml:space="preserve">We audit AI housing recommendation against a verifiable ground truth. For each of 150 synthetic renter scenarios in New York City we build a pool of 120 real listings with known rent, bedrooms, and GTFS-computed transit commute, compute the exact set satisfying the renter’s stated constraints, and derive its Pareto frontier. The primary outcome assumes no utility function: a recommendation is strictly dominated if the same pool holds a listing that is cheaper, faster to commute from, and no smaller in bedrooms. We report 9,945 model calls (96.5% parsed) across three models and two vendors, for US$57.01 in API cost.</w:t>
+        <w:t xml:space="preserve">We audit AI housing recommendation against a verifiable ground truth. For each of 150 synthetic renter scenarios in New York City we build a pool of 120 real listings with known rent, bedrooms, and GTFS-computed transit commute, compute the exact set satisfying the renter’s stated constraints, and derive its Pareto frontier. The primary outcome assumes no utility function. A recommendation is strictly dominated if the same pool holds a listing that is cheaper, faster to commute from, and no smaller in bedrooms. We report 9,945 model calls (96.5% parsed) across three models and two vendors, for US$57.01 in API cost.</w:t>
       </w:r>
     </w:p>
     <w:p>
@@ -157,7 +157,7 @@
         <w:pStyle w:val="BodyText"/>
       </w:pPr>
       <w:r>
-        <w:t xml:space="preserve">Constraint compliance is near-perfect: models violate a stated hard constraint on 1.8% of recommendations against a 66.6% random-selection floor. Optimization is poor and priced. 39.0% of recommendations are strictly dominated, and where one is dominated the dominating listing is a median $900/month cheaper and 3.5 minutes closer. On rent the models underperform random selection (+$498/month versus +$261 against the oracle).</w:t>
+        <w:t xml:space="preserve">Constraint compliance is near-perfect. Models violate a stated hard constraint on 1.8% of recommendations against a 66.6% random-selection floor. Optimization is poor and priced. 39.0% of recommendations are strictly dominated, and where one is dominated the dominating listing is a median $900/month cheaper and 3.5 minutes closer. On rent the models underperform random selection (+$498/month versus +$261 against the oracle).</w:t>
       </w:r>
     </w:p>
     <w:p>
@@ -165,7 +165,7 @@
         <w:pStyle w:val="BodyText"/>
       </w:pPr>
       <w:r>
-        <w:t xml:space="preserve">A within-scenario manipulation separates two capabilities usually conflated. Models do honor stated preferences: changing one sentence moves median recommended rent by $646/month in the correct direction. Yet recommendations still sit +$606/month above the five cheapest qualifying listings on the same screen, and an unambiguous lexicographic instruction yields no improvement, established by equivalence testing against a pre-specified $50 bound. The gap widens with candidate-set size: the cheapest listing appears in 93.7% of answers at ten candidates, 53.5% at eighty. This replicates across OpenAI and Anthropic models spanning a 45x price range, agreeing within $3. We characterize the failure as compliance without optimization.</w:t>
+        <w:t xml:space="preserve">A within-scenario manipulation separates two capabilities usually conflated. Models do honor stated preferences, since changing one sentence moves median recommended rent by $646/month in the correct direction. Yet recommendations still sit +$606/month above the five cheapest qualifying listings on the same screen, and an unambiguous lexicographic instruction yields no improvement, established by equivalence testing against a pre-specified $50 bound. The gap widens with candidate-set size. The cheapest listing appears in 93.7% of answers at ten candidates, 53.5% at eighty. This replicates across OpenAI and Anthropic models spanning a 45x price range, agreeing within $3. We characterize the failure as compliance without optimization.</w:t>
       </w:r>
     </w:p>
     <w:p>
@@ -224,7 +224,7 @@
         <w:pStyle w:val="FirstParagraph"/>
       </w:pPr>
       <w:r>
-        <w:t xml:space="preserve">A renter with a $2,800 budget, a need for one bedroom, and a forty-five minute commute ceiling now has a plausible alternative to scrolling a listings site: describe the situation to a conversational assistant and read what it returns. Housing marketplaces have moved in the same direction from the supply side, embedding LLM re-rankers into their search stacks (Ntimane et al., 2026). The interface is converging on a short natural-language exchange that ends in five addresses.</w:t>
+        <w:t xml:space="preserve">A renter with a $2,800 budget, a need for one bedroom, and a forty-five minute commute ceiling now has a plausible alternative to scrolling a listings site, which is to describe the situation to a conversational assistant and read what it returns. Housing marketplaces have moved in the same direction from the supply side, embedding LLM re-rankers into their search stacks (Ntimane et al., 2026). The interface is converging on a short natural-language exchange that ends in five addresses.</w:t>
       </w:r>
     </w:p>
     <w:p>
@@ -232,7 +232,7 @@
         <w:pStyle w:val="BodyText"/>
       </w:pPr>
       <w:r>
-        <w:t xml:space="preserve">Five addresses is a consequential compression. The renter sees what the system surfaced and cannot see what it did not. If a cheaper apartment with a shorter commute existed in the same inventory and the system omitted it, the renter experiences no error — the recommendations look fine — and pays the difference every month for a year.</w:t>
+        <w:t xml:space="preserve">Five addresses is a consequential compression. The renter sees what the system surfaced and cannot see what it did not. If a cheaper apartment with a shorter commute existed in the same inventory and the system omitted it, the renter experiences no error, since the recommendations look fine, and pays the difference every month for a year.</w:t>
       </w:r>
     </w:p>
     <w:p>
@@ -240,7 +240,7 @@
         <w:pStyle w:val="BodyText"/>
       </w:pPr>
       <w:r>
-        <w:t xml:space="preserve">This paper is about that difference: its size, and whether it is the same for everyone.</w:t>
+        <w:t xml:space="preserve">This paper is about that difference, both its size and whether it is the same for everyone.</w:t>
       </w:r>
     </w:p>
     <w:p>
@@ -340,7 +340,7 @@
         <w:t xml:space="preserve"> </w:t>
       </w:r>
       <w:r>
-        <w:t xml:space="preserve">(Pitenin, 2026) enumerated all 4,776 food-and-drink venues in two Balinese markets and tested 2,208 assistant responses against that census, finding that 85.6% of venues were never recommended and that the dominant failure mode was staleness rather than hallucination. This is an omission audit with a complete ground truth — the design move we adopt. But restaurants carry no protected class, no legally cognizable user constraint, and no natural denomination of loss. A diner who misses a good café has not been harmed in a way the law recognizes or a spreadsheet can price.</w:t>
+        <w:t xml:space="preserve">(Pitenin, 2026) enumerated all 4,776 food-and-drink venues in two Balinese markets and tested 2,208 assistant responses against that census, finding that 85.6% of venues were never recommended and that the dominant failure mode was staleness rather than hallucination. This is an omission audit with a complete ground truth, which is the design move we adopt. But restaurants carry no protected class, no legally cognizable user constraint, and no natural denomination of loss. A diner who misses a good café has not been harmed in a way the law recognizes or a spreadsheet can price.</w:t>
       </w:r>
     </w:p>
     <w:p>
@@ -469,7 +469,7 @@
         <w:t xml:space="preserve">strict-dominance rate</w:t>
       </w:r>
       <w:r>
-        <w:t xml:space="preserve">. A recommended listing is strictly dominated if the candidate pool contains another listing that is cheaper, has a shorter commute, and has no fewer bedrooms. Floor area is missing for 39% of records and is not used. Dominance requires no weights, no scoring function, and no claim about what the user values; it is a statement about the choice set alone. This matters because the standard objection to opportunity-loss claims — that the researcher’s utility function is assumed rather than measured — does not apply to a Pareto comparison. We retain a weighted score as a secondary robustness exhibit only, and no headline claim depends on it.</w:t>
+        <w:t xml:space="preserve">. A recommended listing is strictly dominated if the candidate pool contains another listing that is cheaper, has a shorter commute, and has no fewer bedrooms. Floor area is missing for 39% of records and is not used. Dominance requires no weights, no scoring function, and no claim about what the user values; it is a statement about the choice set alone. This matters because the standard objection to opportunity-loss claims, that the researcher’s utility function is assumed rather than measured, does not apply to a Pareto comparison. We retain a weighted score as a secondary robustness exhibit only, and no headline claim depends on it.</w:t>
       </w:r>
     </w:p>
     <w:p>
@@ -611,7 +611,7 @@
         <w:t xml:space="preserve"> </w:t>
       </w:r>
       <w:r>
-        <w:t xml:space="preserve">for uniform random selection — on price specifically the model underperforms chance, though its dominance rate stays well below the 55.1% random floor.</w:t>
+        <w:t xml:space="preserve">for uniform random selection. On price specifically the model underperforms chance, though its dominance rate stays well below the 55.1% random floor.</w:t>
       </w:r>
     </w:p>
     <w:p>
@@ -645,7 +645,7 @@
         <w:t xml:space="preserve"> </w:t>
       </w:r>
       <w:r>
-        <w:t xml:space="preserve">ranges from 17.6% to 51.1% and tracks the number of feasible listings almost mechanically — it is substantially an artifact of sampling parameters and must always be quoted with its configuration. The</w:t>
+        <w:t xml:space="preserve">ranges from 17.6% to 51.1% and tracks the number of feasible listings almost mechanically. It is substantially an artifact of sampling parameters and must always be quoted with its configuration. The</w:t>
       </w:r>
       <w:r>
         <w:t xml:space="preserve"> </w:t>
@@ -679,7 +679,7 @@
         <w:t xml:space="preserve"> </w:t>
       </w:r>
       <w:r>
-        <w:t xml:space="preserve">A within-scenario manipulation — same pool, same ordering, one fixed rent oracle, one sentence changed — moves the median recommended rent by</w:t>
+        <w:t xml:space="preserve">A within-scenario manipulation, holding the pool, the ordering and the rent oracle fixed and changing one sentence, moves the median recommended rent by</w:t>
       </w:r>
       <w:r>
         <w:t xml:space="preserve"> </w:t>
@@ -742,7 +742,7 @@
         <w:t xml:space="preserve">+$606/month above the five cheapest feasible listings in the same pool</w:t>
       </w:r>
       <w:r>
-        <w:t xml:space="preserve">, and an unambiguous lexicographic instruction produces no material improvement. We establish this by equivalence testing against a pre-specified $50/month bound rather than from a non-significant p-value: on the full grid the effect is +$3.48 with a 90% CI of [−$11, +$18] (TOST</w:t>
+        <w:t xml:space="preserve">, and an unambiguous lexicographic instruction produces no material improvement. We establish this by equivalence testing against a pre-specified $50/month bound rather than from a non-significant p-value. On the full grid the effect is +$3.48 with a 90% CI of [−$11, +$18] (TOST</w:t>
       </w:r>
       <w:r>
         <w:t xml:space="preserve"> </w:t>
@@ -814,7 +814,7 @@
         <w:t xml:space="preserve">claude-opus-5</w:t>
       </w:r>
       <w:r>
-        <w:t xml:space="preserve">: responsiveness −$688 (p &lt; 0.0001), precision effect equivalent within ±$50, residual gap +$593.</w:t>
+        <w:t xml:space="preserve">, with responsiveness −$688 (p &lt; 0.0001), precision effect equivalent within ±$50, residual gap +$593.</w:t>
       </w:r>
     </w:p>
     <w:p>
@@ -863,7 +863,7 @@
         <w:t xml:space="preserve"> </w:t>
       </w:r>
       <w:r>
-        <w:t xml:space="preserve">We audited three models spanning a 45x range in price per token —</w:t>
+        <w:t xml:space="preserve">We audited three models spanning a 45x range in price per token, namely</w:t>
       </w:r>
       <w:r>
         <w:t xml:space="preserve"> </w:t>
@@ -939,7 +939,7 @@
         <w:t xml:space="preserve"> </w:t>
       </w:r>
       <w:r>
-        <w:t xml:space="preserve">Of 48 pre-specified contrasts across three models, 47 return null after Benjamini–Hochberg correction. A further 105 contrasts on the ACS tract characteristics of recommended listings — the measure most directly comparable to the steering literature — return</w:t>
+        <w:t xml:space="preserve">Of 48 pre-specified contrasts across three models, 47 return null after Benjamini–Hochberg correction. A further 105 contrasts on the ACS tract characteristics of recommended listings, which is the measure most directly comparable to the steering literature, return</w:t>
       </w:r>
       <w:r>
         <w:t xml:space="preserve"> </w:t>
@@ -955,7 +955,7 @@
         <w:t xml:space="preserve"> </w:t>
       </w:r>
       <w:r>
-        <w:t xml:space="preserve">significant effect after correction, with replicate noise exceeding between-condition variance for all seven neighborhood outcomes (§8.11). The single exception — voucher disclosure lowering Claude’s rent gap by $27.60/month — favors the user, is 4% of the preference-infidelity gap, and falls below replicate noise under our pre-specified variance rule; we report it as an observation warranting replication, not a finding. Between-condition variance is smaller than replicate noise for every primary outcome, so under our pre-specified rule we report no effect. Refusal and information-withholding rates were 0.0% in all conditions. This null holds for ranking over a fixed candidate pool and does not license claims about open-ended recommendation, where prior work has found steering.</w:t>
+        <w:t xml:space="preserve">significant effect after correction, with replicate noise exceeding between-condition variance for all seven neighborhood outcomes (§8.11). The single exception is voucher disclosure lowering Claude’s rent gap by $27.60/month. It favors the user, is 4% of the preference-infidelity gap, and falls below replicate noise under our pre-specified variance rule; we report it as an observation warranting replication, not a finding. Between-condition variance is smaller than replicate noise for every primary outcome, so under our pre-specified rule we report no effect. Refusal and information-withholding rates were 0.0% in all conditions. This null holds for ranking over a fixed candidate pool and does not license claims about open-ended recommendation, where prior work has found steering.</w:t>
       </w:r>
     </w:p>
     <w:p>
@@ -998,7 +998,7 @@
         <w:pStyle w:val="FirstParagraph"/>
       </w:pPr>
       <w:r>
-        <w:t xml:space="preserve">Paired testing is the canonical method in fair housing enforcement: matched testers differing only in a protected characteristic approach the same provider, and systematic differences in treatment constitute evidence of discrimination (Turner et al., 2013). The correspondence-study tradition in labor economics applies the same logic to names (Bertrand &amp; Mullainathan, 2004).</w:t>
+        <w:t xml:space="preserve">Paired testing is the canonical method in fair housing enforcement, in which matched testers differing only in a protected characteristic approach the same provider, and systematic differences in treatment constitute evidence of discrimination (Turner et al., 2013). The correspondence-study tradition in labor economics applies the same logic to names (Bertrand &amp; Mullainathan, 2004).</w:t>
       </w:r>
     </w:p>
     <w:p>
@@ -1006,7 +1006,7 @@
         <w:pStyle w:val="BodyText"/>
       </w:pPr>
       <w:r>
-        <w:t xml:space="preserve">Liu et al. (2024) transposed paired testing to LLMs, varying race, sexuality, gender, family status, and source of income across 168,000 GPT-4 prompts about renting and buying, and reported racial steering and default whiteness. Samad et al. (2026) extended the design to seven open-weight and proprietary models across four cities under three progressively context-rich prompting conditions, and reached a conclusion with direct methodological consequences for us: steering varies substantially by city, so</w:t>
+        <w:t xml:space="preserve">Liu et al. (2024) transposed paired testing to LLMs, varying race, sexuality, gender, family status, and source of income across 168,000 GPT-4 prompts about renting and buying, and reported racial steering and default whiteness. Samad et al. (2026) extended the design to seven open-weight and proprietary models across four cities under three progressively context-rich prompting conditions, and reached a conclusion with direct methodological consequences for us. Steering varies substantially by city, so</w:t>
       </w:r>
       <w:r>
         <w:t xml:space="preserve"> </w:t>
@@ -1045,10 +1045,7 @@
         <w:t xml:space="preserve">location</w:t>
       </w:r>
       <w:r>
-        <w:t xml:space="preserve"> </w:t>
-      </w:r>
-      <w:r>
-        <w:t xml:space="preserve">— a neighborhood name, a ZIP code — evaluated against an external index of neighborhood quality. There is no inventory, so there is no counterfactual listing and no way to ask whether a better option existed.</w:t>
+        <w:t xml:space="preserve">, such as a neighborhood name or a ZIP code, evaluated against an external index of neighborhood quality. There is no inventory, so there is no counterfactual listing and no way to ask whether a better option existed.</w:t>
       </w:r>
     </w:p>
     <w:bookmarkEnd w:id="23"/>
@@ -1066,7 +1063,7 @@
         <w:pStyle w:val="FirstParagraph"/>
       </w:pPr>
       <w:r>
-        <w:t xml:space="preserve">A parallel strand asks not what a system recommends but what it never recommends. Pitenin (2026) enumerated a complete market census of 4,776 venues and found 85.6% never surfaced across 2,208 responses from four assistants, with visibility predicted by documentation artifacts — review volume, having a website, listed price information, web mentions — rather than by quality, and with 93 permanently closed venues recommended. The related</w:t>
+        <w:t xml:space="preserve">A parallel strand asks not what a system recommends but what it never recommends. Pitenin (2026) enumerated a complete market census of 4,776 venues and found 85.6% never surfaced across 2,208 responses from four assistants, with visibility predicted by documentation artifacts such as review volume, having a website, listed price information and web mentions, rather than by quality, and with 93 permanently closed venues recommended. The related</w:t>
       </w:r>
       <w:r>
         <w:t xml:space="preserve"> </w:t>
@@ -1092,7 +1089,7 @@
         <w:pStyle w:val="BodyText"/>
       </w:pPr>
       <w:r>
-        <w:t xml:space="preserve">This is the closest prior art to our RQ2, and we adopt its central move: score recommendations against an enumerated universe rather than against other recommendations. We depart from it in three ways. First, our universe is constrained per user rather than global, because in housing the relevant denominator is not</w:t>
+        <w:t xml:space="preserve">This is the closest prior art to our RQ2, and we adopt its central move, which is to score recommendations against an enumerated universe rather than against other recommendations. We depart from it in three ways. First, our universe is constrained per user rather than global, because in housing the relevant denominator is not</w:t>
       </w:r>
       <w:r>
         <w:t xml:space="preserve"> </w:t>
@@ -1146,7 +1143,7 @@
         <w:pStyle w:val="FirstParagraph"/>
       </w:pPr>
       <w:r>
-        <w:t xml:space="preserve">Industrial deployments report engagement gains from LLM re-ranking. Ntimane et al. (2026) describe a production system at a large Latin American housing marketplace: 960,000 query-item pairs labeled by Claude Sonnet 4 under a structured constraint-identification prompt with 96% human agreement on a 1,000-pair sample, a judge preference for re-ranked lists in 95% of 3,944 traces, and a +4.8% lift in scheduled visits.</w:t>
+        <w:t xml:space="preserve">Industrial deployments report engagement gains from LLM re-ranking. Ntimane et al. (2026) describe a production system at a large Latin American housing marketplace, with 960,000 query-item pairs labeled by Claude Sonnet 4 under a structured constraint-identification prompt with 96% human agreement on a 1,000-pair sample, a judge preference for re-ranked lists in 95% of 3,944 traces, and a +4.8% lift in scheduled visits.</w:t>
       </w:r>
     </w:p>
     <w:p>
@@ -1154,7 +1151,7 @@
         <w:pStyle w:val="BodyText"/>
       </w:pPr>
       <w:r>
-        <w:t xml:space="preserve">We take this work seriously as evidence that LLM re-ranking is being deployed at scale, and we treat its evaluation design as the thing our study is built to complement rather than contradict. Its relevance labels are model-generated; ours are computed from listing attributes and a routing engine. Its outcome is engagement; ours is the gap between what was recommended and what was available. Both are legitimate, and they can diverge: a re-ranker can lift scheduled visits while systematically omitting the cheapest feasible unit, because the user cannot schedule a visit to a listing they never saw.</w:t>
+        <w:t xml:space="preserve">We take this work seriously as evidence that LLM re-ranking is being deployed at scale, and we treat its evaluation design as the thing our study is built to complement rather than contradict. Its relevance labels are model-generated; ours are computed from listing attributes and a routing engine. Its outcome is engagement; ours is the gap between what was recommended and what was available. Both are legitimate, and they can diverge, since a re-ranker can lift scheduled visits while systematically omitting the cheapest feasible unit, because the user cannot schedule a visit to a listing they never saw.</w:t>
       </w:r>
     </w:p>
     <w:p>
@@ -1178,7 +1175,7 @@
         <w:t xml:space="preserve"> </w:t>
       </w:r>
       <w:r>
-        <w:t xml:space="preserve">parity: equivalent users should receive recommendations of equivalent quality. Our contribution to that framing is to make</w:t>
+        <w:t xml:space="preserve">parity, meaning equivalent users should receive recommendations of equivalent quality. Our contribution to that framing is to make</w:t>
       </w:r>
       <w:r>
         <w:t xml:space="preserve"> </w:t>
@@ -1230,7 +1227,7 @@
         <w:t xml:space="preserve"> </w:t>
       </w:r>
       <w:r>
-        <w:t xml:space="preserve">claim to discover that multi-constraint requests are harder. Our hypothesis H1b is a domain-specific quantification: how large the penalty is when the interacting constraints are budget, bedrooms, and commute, and how it distributes across users.</w:t>
+        <w:t xml:space="preserve">claim to discover that multi-constraint requests are harder. Our hypothesis H1b is a domain-specific quantification of how large the penalty is when the interacting constraints are budget, bedrooms, and commute, and how it distributes across users.</w:t>
       </w:r>
     </w:p>
     <w:bookmarkEnd w:id="26"/>
@@ -2004,10 +2001,7 @@
         <w:t xml:space="preserve">by construction</w:t>
       </w:r>
       <w:r>
-        <w:t xml:space="preserve"> </w:t>
-      </w:r>
-      <w:r>
-        <w:t xml:space="preserve">— this is a definitional consequence, not an empirical finding, and is reported only to establish that the implementation is correct. The open question is whether it also reduces dominance rate and identity gaps in the soft ranking stage.</w:t>
+        <w:t xml:space="preserve">. This is a definitional consequence, not an empirical finding, and is reported only to establish that the implementation is correct. The open question is whether it also reduces dominance rate and identity gaps in the soft ranking stage.</w:t>
       </w:r>
     </w:p>
     <w:p>
@@ -2107,7 +2101,7 @@
         <w:pStyle w:val="BodyText"/>
       </w:pPr>
       <w:r>
-        <w:t xml:space="preserve">A deployed product — ChatGPT with browsing, Perplexity, the Gemini app, an in-marketplace assistant — is a pipeline: query understanding, retrieval over an index we cannot see, re-ranking, and generation, over inventory that changes between our call and anyone’s replication. Auditing the product measures the composition of all these stages. It has high ecological validity and near-zero internal validity: when a product omits a cheap apartment, we cannot tell whether the ranker disfavored it or the retriever never returned it, and we cannot reproduce the finding next week.</w:t>
+        <w:t xml:space="preserve">A deployed product such as ChatGPT with browsing, Perplexity, the Gemini app or an in-marketplace assistant is a pipeline of query understanding, retrieval over an index we cannot see, re-ranking, and generation, over inventory that changes between our call and anyone’s replication. Auditing the product measures the composition of all these stages. It has high ecological validity and near-zero internal validity. When a product omits a cheap apartment, we cannot tell whether the ranker disfavored it or the retriever never returned it, and we cannot reproduce the finding next week.</w:t>
       </w:r>
     </w:p>
     <w:p>
@@ -2140,7 +2134,7 @@
           <w:bCs/>
           <w:b/>
         </w:rPr>
-        <w:t xml:space="preserve">Main study — API models (as executed).</w:t>
+        <w:t xml:space="preserve">Main study: API models (as executed).</w:t>
       </w:r>
       <w:r>
         <w:t xml:space="preserve"> </w:t>
@@ -2300,7 +2294,7 @@
               <w:jc w:val="left"/>
             </w:pPr>
             <w:r>
-              <w:t xml:space="preserve">$4.00/$20.00 per MTok — 17× the cost. Tests whether capability reduces opportunity loss (§8.5).</w:t>
+              <w:t xml:space="preserve">$4.00/$20.00 per MTok, 17× the cost. Tests whether capability reduces opportunity loss (§8.5).</w:t>
             </w:r>
           </w:p>
         </w:tc>
@@ -2364,7 +2358,7 @@
         <w:t xml:space="preserve"> </w:t>
       </w:r>
       <w:r>
-        <w:t xml:space="preserve">vendors (§8.7). Total spend was US$47.61. This is still not a benchmark: three models under one set of conditions establishes that the phenomenon generalizes, not which system is best, and §8.7 deliberately declines to present a ranking.</w:t>
+        <w:t xml:space="preserve">vendors (§8.7). Total spend was US$47.61. This is still not a benchmark. Three models under one set of conditions establishes that the phenomenon generalizes, not which system is best, and §8.7 deliberately declines to present a ranking.</w:t>
       </w:r>
     </w:p>
     <w:p>
@@ -2384,13 +2378,13 @@
           <w:bCs/>
           <w:b/>
         </w:rPr>
-        <w:t xml:space="preserve">Secondary study — product probe (specified, NOT executed).</w:t>
-      </w:r>
-      <w:r>
-        <w:t xml:space="preserve"> </w:t>
-      </w:r>
-      <w:r>
-        <w:t xml:space="preserve">No product probe was run for this version; the design below is retained as a specification for future work and no result is reported against it. A deliberately small, separately reported probe of three consumer products (ChatGPT with search enabled, Perplexity, and the Gemini app) on a 20-scenario subset under the neutral and voucher conditions, executed manually or via browser automation on a single date. This probe cannot support causal claims and is not pooled with the main results. Its sole function is to indicate whether the failure modes we characterize under controlled conditions are visible at all in shipped systems — and, because product pipelines retrieve their own inventory, to let us report the one thing the main study structurally cannot: whether the listings products surface even exist and are currently available. Pitenin (2026) found 93 permanently closed venues recommended; the analogous check in housing is whether recommended units are still on the market.</w:t>
+        <w:t xml:space="preserve">Secondary study: product probe (specified, NOT executed).</w:t>
+      </w:r>
+      <w:r>
+        <w:t xml:space="preserve"> </w:t>
+      </w:r>
+      <w:r>
+        <w:t xml:space="preserve">No product probe was run for this version; the design below is retained as a specification for future work and no result is reported against it. A deliberately small, separately reported probe of three consumer products (ChatGPT with search enabled, Perplexity, and the Gemini app) on a 20-scenario subset under the neutral and voucher conditions, executed manually or via browser automation on a single date. This probe cannot support causal claims and is not pooled with the main results. Its sole function is to indicate whether the failure modes we characterize under controlled conditions are visible at all in shipped systems and, because product pipelines retrieve their own inventory, to let us report the one thing the main study structurally cannot, which is whether the listings products surface even exist and are currently available. Pitenin (2026) found 93 permanently closed venues recommended; the analogous check in housing is whether recommended units are still on the market.</w:t>
       </w:r>
     </w:p>
     <w:bookmarkEnd w:id="30"/>
@@ -2444,7 +2438,7 @@
           <w:bCs/>
           <w:b/>
         </w:rPr>
-        <w:t xml:space="preserve">S_rand — Chance floor.</w:t>
+        <w:t xml:space="preserve">S_rand: Chance floor.</w:t>
       </w:r>
       <w:r>
         <w:t xml:space="preserve"> </w:t>
@@ -2463,7 +2457,7 @@
         <w:t xml:space="preserve">unit of interpretation</w:t>
       </w:r>
       <w:r>
-        <w:t xml:space="preserve">: it establishes what each metric returns with zero intelligence, without which no model score can be read. Measured floors on our data are a</w:t>
+        <w:t xml:space="preserve">, since it establishes what each metric returns with zero intelligence, without which no model score can be read. Measured floors on our data are a</w:t>
       </w:r>
       <w:r>
         <w:t xml:space="preserve"> </w:t>
@@ -2533,13 +2527,13 @@
           <w:bCs/>
           <w:b/>
         </w:rPr>
-        <w:t xml:space="preserve">S0 — Non-LLM IR baseline.</w:t>
-      </w:r>
-      <w:r>
-        <w:t xml:space="preserve"> </w:t>
-      </w:r>
-      <w:r>
-        <w:t xml:space="preserve">BM25 over listing text concatenated with a linear score over normalized rent, commute, and bedroom match; hard filters not applied. Deterministic and identity-blind: the request text is stripped of identity cues before indexing, so S0 has no channel through which an identity effect could operate. S0 is run once per scenario and serves two purposes — a reference point establishing whether the task is hard independent of LLMs, and a mechanical null for the identity manipulation.</w:t>
+        <w:t xml:space="preserve">S0: Non-LLM IR baseline.</w:t>
+      </w:r>
+      <w:r>
+        <w:t xml:space="preserve"> </w:t>
+      </w:r>
+      <w:r>
+        <w:t xml:space="preserve">BM25 over listing text concatenated with a linear score over normalized rent, commute, and bedroom match; hard filters not applied. Deterministic and identity-blind, since the request text is stripped of identity cues before indexing, so S0 has no channel through which an identity effect could operate. S0 is run once per scenario and serves two purposes, namely a reference point establishing whether the task is hard independent of LLMs, and a mechanical null for the identity manipulation.</w:t>
       </w:r>
     </w:p>
     <w:p>
@@ -2551,7 +2545,7 @@
           <w:bCs/>
           <w:b/>
         </w:rPr>
-        <w:t xml:space="preserve">S1 — Direct LLM.</w:t>
+        <w:t xml:space="preserve">S1: Direct LLM.</w:t>
       </w:r>
       <w:r>
         <w:t xml:space="preserve"> </w:t>
@@ -2569,7 +2563,7 @@
           <w:bCs/>
           <w:b/>
         </w:rPr>
-        <w:t xml:space="preserve">S2 — Retrieval-grounded LLM.</w:t>
+        <w:t xml:space="preserve">S2: Retrieval-grounded LLM.</w:t>
       </w:r>
       <w:r>
         <w:t xml:space="preserve"> </w:t>
@@ -2587,7 +2581,7 @@
           <w:bCs/>
           <w:b/>
         </w:rPr>
-        <w:t xml:space="preserve">S3 — Constraint-first hybrid.</w:t>
+        <w:t xml:space="preserve">S3: Constraint-first hybrid.</w:t>
       </w:r>
       <w:r>
         <w:t xml:space="preserve"> </w:t>
@@ -2792,10 +2786,7 @@
               <w:t xml:space="preserve">Joint race-and-class cue</w:t>
             </w:r>
             <w:r>
-              <w:t xml:space="preserve"> </w:t>
-            </w:r>
-            <w:r>
-              <w:t xml:space="preserve">— the pools are unbalanced on the Gaddis (2017) SES correlate; see Appendix B</w:t>
+              <w:t xml:space="preserve">, since the pools are unbalanced on the Gaddis (2017) SES correlate; see Appendix B</w:t>
             </w:r>
           </w:p>
         </w:tc>
@@ -2896,7 +2887,7 @@
         <w:t xml:space="preserve">analytically distinctive</w:t>
       </w:r>
       <w:r>
-        <w:t xml:space="preserve">: unlike a name, a voucher is a genuine material fact that legitimately bears on which listings are appropriate. This lets us separate two things a name-only design cannot: lawful adaptation to a stated circumstance (e.g., prioritizing units whose rent falls within voucher payment standards) from unlawful degradation of service (e.g., returning dominated listings, or withdrawing information). We pre-specify that adaptation and degradation are distinguished by whether the shift moves recommendations toward or away from the Pareto frontier of the same feasible set.</w:t>
+        <w:t xml:space="preserve">, because unlike a name, a voucher is a genuine material fact that legitimately bears on which listings are appropriate. This lets us separate two things a name-only design cannot, namely lawful adaptation to a stated circumstance (e.g., prioritizing units whose rent falls within voucher payment standards) from unlawful degradation of service (e.g., returning dominated listings, or withdrawing information). We pre-specify that adaptation and degradation are distinguished by whether the shift moves recommendations toward or away from the Pareto frontier of the same feasible set.</w:t>
       </w:r>
     </w:p>
     <w:bookmarkEnd w:id="32"/>
@@ -3030,7 +3021,7 @@
         <w:t xml:space="preserve">undefined for studio scenarios</w:t>
       </w:r>
       <w:r>
-        <w:t xml:space="preserve">, since no unit has fewer than zero bedrooms. Left unhandled, all 50 studio scenarios would carry pools of 93 rather than 120, making pool size a deterministic function of bedroom count and therefore confounding it with the dominance rate — the very sensitivity documented in §6.1. We redistribute the 27 unusable slots across the two well-defined violation types (40/0/40 for studios), so pool size is exactly 120 for all 150 scenarios. The consequence for analysis is that the under-bedroom component of the violation decomposition is conditioned on scenarios requiring at least one bedroom.</w:t>
+        <w:t xml:space="preserve">, since no unit has fewer than zero bedrooms. Left unhandled, all 50 studio scenarios would carry pools of 93 rather than 120, making pool size a deterministic function of bedroom count and therefore confounding it with the dominance rate, which is the very sensitivity documented in §6.1. We redistribute the 27 unusable slots across the two well-defined violation types (40/0/40 for studios), so pool size is exactly 120 for all 150 scenarios. The consequence for analysis is that the under-bedroom component of the violation decomposition is conditioned on scenarios requiring at least one bedroom.</w:t>
       </w:r>
     </w:p>
     <w:p>
@@ -3100,7 +3091,7 @@
         <w:t xml:space="preserve"> </w:t>
       </w:r>
       <w:r>
-        <w:t xml:space="preserve">and held identical across that scenario’s four identity conditions, three architectures and three replicates. This is both the design requirement and a prerequisite for prompt caching. Identical ordering within a scenario means position effects cannot confound the identity contrast; independent ordering across the 150 scenarios means no systematic position bias survives in aggregate. Re-shuffling between replicates was considered and rejected: it would have added cost and variance while testing nothing the design asks. Realized prompt size was ~3,100 tokens per call after a compact one-line-per-listing serialization (Appendix A).</w:t>
+        <w:t xml:space="preserve">and held identical across that scenario’s four identity conditions, three architectures and three replicates. This is both the design requirement and a prerequisite for prompt caching. Identical ordering within a scenario means position effects cannot confound the identity contrast; independent ordering across the 150 scenarios means no systematic position bias survives in aggregate. Re-shuffling between replicates was considered and rejected, since it would have added cost and variance while testing nothing the design asks. Realized prompt size was ~3,100 tokens per call after a compact one-line-per-listing serialization (Appendix A).</w:t>
       </w:r>
     </w:p>
     <w:p>
@@ -3517,7 +3508,7 @@
         <w:t xml:space="preserve">has since been executed</w:t>
       </w:r>
       <w:r>
-        <w:t xml:space="preserve">: §8.9 reports it over five configurations and 800 runs (Table 21). It confirmed the concern that motivated it — the dominance</w:t>
+        <w:t xml:space="preserve">: §8.9 reports it over five configurations and 800 runs (Table 21). It confirmed the concern that motivated it. The dominance</w:t>
       </w:r>
       <w:r>
         <w:t xml:space="preserve"> </w:t>
@@ -3533,7 +3524,7 @@
         <w:t xml:space="preserve"> </w:t>
       </w:r>
       <w:r>
-        <w:t xml:space="preserve">moves from 17.6% to 51.1% with pool configuration, while the rent gap moves only from +$518 to +$564 — which is why this paper treats the dollar-denominated measure as the transportable quantity and always quotes P2a with its configuration.</w:t>
+        <w:t xml:space="preserve">moves from 17.6% to 51.1% with pool configuration, while the rent gap moves only from +$518 to +$564, which is why this paper treats the dollar-denominated measure as the transportable quantity and always quotes P2a with its configuration.</w:t>
       </w:r>
     </w:p>
     <w:p>
@@ -3702,7 +3693,7 @@
         <w:pStyle w:val="FirstParagraph"/>
       </w:pPr>
       <w:r>
-        <w:t xml:space="preserve">Transit travel times are computed with a purpose-built time-dependent search over the MTA static GTFS feed (implemented in Python; no external routing engine), from each listing centroid to each of three workplace anchors — Midtown Manhattan, Downtown Manhattan/Financial District, and Downtown Brooklyn — under an arrive-by constraint of 09:00 on a representative weekday. Approximately 4,000 × 3 = 12,000 routings.</w:t>
+        <w:t xml:space="preserve">Transit travel times are computed with a purpose-built time-dependent search over the MTA static GTFS feed (implemented in Python; no external routing engine), from each listing centroid to each of three workplace anchors, namely Midtown Manhattan, Downtown Manhattan/Financial District, and Downtown Brooklyn, under an arrive-by constraint of 09:00 on a representative weekday. Approximately 4,000 × 3 = 12,000 routings.</w:t>
       </w:r>
     </w:p>
     <w:p>
@@ -3742,7 +3733,7 @@
         <w:t xml:space="preserve"> </w:t>
       </w:r>
       <w:r>
-        <w:t xml:space="preserve">and concentrated in Queens (28.7% of the excluded versus 13.2% of the retained), Staten Island (14.0% versus 1.1%) and the Bronx (19.8% versus 11.0%) — that is, the filter removes precisely the cheap, bus-dependent outer-borough inventory that a study of rent gaps cannot afford to lose. Widening to 1,200 m retains 94.6% of listings while moving the median commute only from 30.0 to 30.4 minutes. The 800 m universe is reported as a robustness check. Buses remain excluded; this is the residual cost of that exclusion, and it is measured rather than assumed.</w:t>
+        <w:t xml:space="preserve">and concentrated in Queens (28.7% of the excluded versus 13.2% of the retained), Staten Island (14.0% versus 1.1%) and the Bronx (19.8% versus 11.0%). That is, the filter removes precisely the cheap, bus-dependent outer-borough inventory that a study of rent gaps cannot afford to lose. Widening to 1,200 m retains 94.6% of listings while moving the median commute only from 30.0 to 30.4 minutes. The 800 m universe is reported as a robustness check. Buses remain excluded; this is the residual cost of that exclusion, and it is measured rather than assumed.</w:t>
       </w:r>
     </w:p>
     <w:p>
@@ -3768,7 +3759,7 @@
         <w:pStyle w:val="FirstParagraph"/>
       </w:pPr>
       <w:r>
-        <w:t xml:space="preserve">ACS 5-year estimates at census-tract level were specified as: median household income, median gross rent, rent burden, renter share, and racial and ethnic composition. They were to enter the analysis</w:t>
+        <w:t xml:space="preserve">ACS 5-year estimates at census-tract level were specified as median household income, median gross rent, rent burden, renter share, and racial and ethnic composition. They were to enter the analysis</w:t>
       </w:r>
       <w:r>
         <w:t xml:space="preserve"> </w:t>
@@ -3844,7 +3835,7 @@
         <w:pStyle w:val="BodyText"/>
       </w:pPr>
       <w:r>
-        <w:t xml:space="preserve">An earlier version of this paper reported these covariates as not retrieved and dropped the S3 measure accordingly. That was a consequence of the Census API key not yet being available, not of any design decision, and it has been corrected: S3 is reported in §8.11.</w:t>
+        <w:t xml:space="preserve">An earlier version of this paper reported these covariates as not retrieved and dropped the S3 measure accordingly. That was a consequence of the Census API key not yet being available, not of any design decision, and it has been corrected. S3 is reported in §8.11.</w:t>
       </w:r>
     </w:p>
     <w:bookmarkEnd w:id="38"/>
@@ -4268,7 +4259,7 @@
         <w:t xml:space="preserve">FW</w:t>
       </w:r>
       <w:r>
-        <w:t xml:space="preserve">. The NYCHVS rent benchmark requires no API key; the ACS borough benchmark below requires one and it was obtained (Appendix D, item 9). Tenure coding was verified rather than assumed — the renter code carries positive gross rent and zero owner cost, and yields a weighted renter share of</w:t>
+        <w:t xml:space="preserve">. The NYCHVS rent benchmark requires no API key; the ACS borough benchmark below requires one and it was obtained (Appendix D, item 9). Tenure coding was verified rather than assumed. The renter code carries positive gross rent and zero owner cost, and yields a weighted renter share of</w:t>
       </w:r>
       <w:r>
         <w:t xml:space="preserve"> </w:t>
@@ -5740,7 +5731,7 @@
         <w:pStyle w:val="BodyText"/>
       </w:pPr>
       <w:r>
-        <w:t xml:space="preserve">Manhattan is over-represented by roughly half again, and the Bronx, Queens and Staten Island are each under-represented by a third or more. The composition bias therefore runs in the same direction as the rent bias and compounds it: the sample is drawn disproportionately from the most expensive borough, and within that borough from the upper deciles. Table 2b is now complete.</w:t>
+        <w:t xml:space="preserve">Manhattan is over-represented by roughly half again, and the Bronx, Queens and Staten Island are each under-represented by a third or more. The composition bias therefore runs in the same direction as the rent bias and compounds it. The sample is drawn disproportionately from the most expensive borough, and within that borough from the upper deciles. Table 2b is now complete.</w:t>
       </w:r>
     </w:p>
     <w:bookmarkEnd w:id="39"/>
@@ -7643,7 +7634,7 @@
         <w:t xml:space="preserve"> </w:t>
       </w:r>
       <w:r>
-        <w:t xml:space="preserve">Each panel plots all listings of one bedroom type on transit commute to Midtown against monthly rent. Highlighted points are the Pareto frontier: no listing in the sample is both cheaper and faster. Frontier sizes in the full universe are 8 of 546 studios (1.5%), 8 of 1,620 one-bedrooms (0.5%), and 13 of 1,081 two-bedrooms (1.2%). The scale of the dominated region is the visual statement of the paper’s construct — and the reason P2 must be reported separately against the pool and against the universe (§6.1).</w:t>
+        <w:t xml:space="preserve">Each panel plots all listings of one bedroom type on transit commute to Midtown against monthly rent. Highlighted points are the Pareto frontier: no listing in the sample is both cheaper and faster. Frontier sizes in the full universe are 8 of 546 studios (1.5%), 8 of 1,620 one-bedrooms (0.5%), and 13 of 1,081 two-bedrooms (1.2%). The scale of the dominated region is the visual statement of the paper’s construct, and the reason P2 must be reported separately against the pool and against the universe (§6.1).</w:t>
       </w:r>
     </w:p>
     <w:p>
@@ -8519,7 +8510,7 @@
         <w:pStyle w:val="FirstParagraph"/>
       </w:pPr>
       <w:r>
-        <w:t xml:space="preserve">Feasible-set size behaves monotonically in the design factors, as it should: median |F_i| rises from 287 at the 25th budget percentile to 862 at the 75th, and from 277 at a 30-minute commute ceiling to 713 at 60 minutes.</w:t>
+        <w:t xml:space="preserve">Feasible-set size behaves monotonically in the design factors, as it should. Median |F_i| rises from 287 at the 25th budget percentile to 862 at the 75th, and from 277 at a 30-minute commute ceiling to 713 at 60 minutes.</w:t>
       </w:r>
     </w:p>
     <w:p>
@@ -8717,7 +8708,7 @@
           <w:bCs/>
           <w:b/>
         </w:rPr>
-        <w:t xml:space="preserve">P1 — Confirmed hard-constraint violation rate.</w:t>
+        <w:t xml:space="preserve">P1: Confirmed hard-constraint violation rate.</w:t>
       </w:r>
     </w:p>
     <w:p>
@@ -8779,7 +8770,7 @@
           <w:bCs/>
           <w:b/>
         </w:rPr>
-        <w:t xml:space="preserve">P2 — Strict-dominance rate.</w:t>
+        <w:t xml:space="preserve">P2: Strict-dominance rate.</w:t>
       </w:r>
       <w:r>
         <w:t xml:space="preserve"> </w:t>
@@ -8815,7 +8806,7 @@
           <w:iCs/>
           <w:i/>
         </w:rPr>
-        <w:t xml:space="preserve">P2a — Pool dominance (primary).</w:t>
+        <w:t xml:space="preserve">P2a: Pool dominance (primary).</w:t>
       </w:r>
       <w:r>
         <w:t xml:space="preserve"> </w:t>
@@ -8840,7 +8831,7 @@
         <w:pStyle w:val="FirstParagraph"/>
       </w:pPr>
       <w:r>
-        <w:t xml:space="preserve">This is the accountability measure: the system was shown 120 listings and returned one beaten, on the stated criteria, by another listing on the same screen. Pool size is exactly 120 for all 150 scenarios and identical across the four identity conditions within a scenario, so identity contrasts are unaffected by the sensitivity. The N ∈ {60, 120} robustness arm is</w:t>
+        <w:t xml:space="preserve">This is the accountability measure, since the system was shown 120 listings and returned one beaten, on the stated criteria, by another listing on the same screen. Pool size is exactly 120 for all 150 scenarios and identical across the four identity conditions within a scenario, so identity contrasts are unaffected by the sensitivity. The N ∈ {60, 120} robustness arm is</w:t>
       </w:r>
       <w:r>
         <w:t xml:space="preserve"> </w:t>
@@ -8868,7 +8859,7 @@
           <w:iCs/>
           <w:i/>
         </w:rPr>
-        <w:t xml:space="preserve">P2b — Universe dominance (secondary; specified, not computed in this version).</w:t>
+        <w:t xml:space="preserve">P2b: Universe dominance (secondary; specified, not computed in this version).</w:t>
       </w:r>
       <w:r>
         <w:t xml:space="preserve"> </w:t>
@@ -8911,7 +8902,7 @@
         <w:t xml:space="preserve"> </w:t>
       </w:r>
       <w:r>
-        <w:t xml:space="preserve">of dominance: for each dominated recommendation, the rent difference in dollars per month and the commute difference in minutes to its dominating listing, summarized by median and interquartile range.</w:t>
+        <w:t xml:space="preserve">of dominance, meaning for each dominated recommendation the rent difference in dollars per month and the commute difference in minutes to its dominating listing, summarized by median and interquartile range.</w:t>
       </w:r>
     </w:p>
     <w:p>
@@ -8923,7 +8914,7 @@
           <w:bCs/>
           <w:b/>
         </w:rPr>
-        <w:t xml:space="preserve">P3 — Cost gaps.</w:t>
+        <w:t xml:space="preserve">P3: Cost gaps.</w:t>
       </w:r>
     </w:p>
     <w:p>
@@ -8951,7 +8942,7 @@
         <w:pStyle w:val="FirstParagraph"/>
       </w:pPr>
       <w:r>
-        <w:t xml:space="preserve">Units are USD per month and minutes. The intersection with F_i is essential: taking a statistic over R_i unrestricted allows a high-scoring infeasible listing to mask the loss precisely in the cases the measure exists to detect. Medians rather than minima are used because a minimum is determined by a single listing and is unstable under ties.</w:t>
+        <w:t xml:space="preserve">Units are USD per month and minutes. The intersection with F_i is essential, because taking a statistic over R_i unrestricted allows a high-scoring infeasible listing to mask the loss precisely in the cases the measure exists to detect. Medians rather than minima are used because a minimum is determined by a single listing and is unstable under ties.</w:t>
       </w:r>
     </w:p>
     <w:p>
@@ -8981,7 +8972,7 @@
           <w:bCs/>
           <w:b/>
         </w:rPr>
-        <w:t xml:space="preserve">S1 — Mean percentile rank within the feasible set.</w:t>
+        <w:t xml:space="preserve">S1: Mean percentile rank within the feasible set.</w:t>
       </w:r>
       <w:r>
         <w:t xml:space="preserve"> </w:t>
@@ -9000,7 +8991,7 @@
         <w:t xml:space="preserve"> </w:t>
       </w:r>
       <w:r>
-        <w:t xml:space="preserve">capture as the primary opportunity measure: when |F_i| is large and members are near-equivalent, Capture@5 approaches zero for any system including an optimal one, because it measures set size rather than recommendation quality.</w:t>
+        <w:t xml:space="preserve">capture as the primary opportunity measure, because when |F_i| is large and members are near-equivalent, Capture@5 approaches zero for any system including an optimal one, because it measures set size rather than recommendation quality.</w:t>
       </w:r>
     </w:p>
     <w:p>
@@ -9012,7 +9003,7 @@
           <w:bCs/>
           <w:b/>
         </w:rPr>
-        <w:t xml:space="preserve">S2 — Refusal and information-withholding rate.</w:t>
+        <w:t xml:space="preserve">S2: Refusal and information-withholding rate.</w:t>
       </w:r>
       <w:r>
         <w:t xml:space="preserve"> </w:t>
@@ -9034,7 +9025,7 @@
         <w:t xml:space="preserve"> </w:t>
       </w:r>
       <w:r>
-        <w:t xml:space="preserve">matching refusal and fair-housing hedging language over the first 600 characters of each response, not by human coding. Because the observed rate was exactly 0.0% across all 5,916 parsed responses (Table 11) and every response contained five valid listing ids, we did not proceed to the planned human double-coding: there were no candidate cases to adjudicate. A non-zero rate would require the rubric-based protocol originally specified.</w:t>
+        <w:t xml:space="preserve">matching refusal and fair-housing hedging language over the first 600 characters of each response, not by human coding. Because the observed rate was exactly 0.0% across all 5,916 parsed responses (Table 11) and every response contained five valid listing ids, we did not proceed to the planned human double-coding, since there were no candidate cases to adjudicate. A non-zero rate would require the rubric-based protocol originally specified.</w:t>
       </w:r>
     </w:p>
     <w:p>
@@ -9046,13 +9037,13 @@
           <w:bCs/>
           <w:b/>
         </w:rPr>
-        <w:t xml:space="preserve">S3 — Neighborhood exposure.</w:t>
-      </w:r>
-      <w:r>
-        <w:t xml:space="preserve"> </w:t>
-      </w:r>
-      <w:r>
-        <w:t xml:space="preserve">Distribution of ACS tract characteristics across recommended listings: tract median household income, median gross rent, rent burden, renter share, and racial and ethnic composition. For each response we take the recommended listings, resolve each to its census tract, and summarise the set by the median tract value. The identity contrast is the within-scenario difference against the neutral baseline, using the same estimand and the same randomization procedure as every other outcome (§7.2). This is the measure that connects our results to the steering literature and permits comparison with Liu et al. (2024) and Samad et al. (2026), subject to the design limit stated in §8.11. Reported in §8.11 (Tables 22–24).</w:t>
+        <w:t xml:space="preserve">S3: Neighborhood exposure.</w:t>
+      </w:r>
+      <w:r>
+        <w:t xml:space="preserve"> </w:t>
+      </w:r>
+      <w:r>
+        <w:t xml:space="preserve">Distribution of ACS tract characteristics across recommended listings, covering tract median household income, median gross rent, rent burden, renter share, and racial and ethnic composition. For each response we take the recommended listings, resolve each to its census tract, and summarise the set by the median tract value. The identity contrast is the within-scenario difference against the neutral baseline, using the same estimand and the same randomization procedure as every other outcome (§7.2). This is the measure that connects our results to the steering literature and permits comparison with Liu et al. (2024) and Samad et al. (2026), subject to the design limit stated in §8.11. Reported in §8.11 (Tables 22–24).</w:t>
       </w:r>
     </w:p>
     <w:p>
@@ -9064,7 +9055,7 @@
           <w:bCs/>
           <w:b/>
         </w:rPr>
-        <w:t xml:space="preserve">S4 — Conventional IR metrics.</w:t>
+        <w:t xml:space="preserve">S4: Conventional IR metrics.</w:t>
       </w:r>
       <w:r>
         <w:t xml:space="preserve"> </w:t>
@@ -9092,7 +9083,7 @@
           <w:bCs/>
           <w:b/>
         </w:rPr>
-        <w:t xml:space="preserve">T1 — Weighted opportunity loss.</w:t>
+        <w:t xml:space="preserve">T1: Weighted opportunity loss.</w:t>
       </w:r>
     </w:p>
     <w:p>
@@ -9263,7 +9254,7 @@
         <w:pStyle w:val="BodyText"/>
       </w:pPr>
       <w:r>
-        <w:t xml:space="preserve">This is preferred to cluster-robust OLS for a substantive reason: P1 and P2 are zero-inflated proportions, and with 150 clusters the asymptotic properties of clustered standard errors are unreliable in exactly the regime where our effects are expected to lie.</w:t>
+        <w:t xml:space="preserve">This is preferred to cluster-robust OLS for a substantive reason. P1 and P2 are zero-inflated proportions, and with 150 clusters the asymptotic properties of clustered standard errors are unreliable in exactly the regime where our effects are expected to lie.</w:t>
       </w:r>
     </w:p>
     <w:bookmarkEnd w:id="49"/>
@@ -9309,7 +9300,7 @@
           <w:iCs/>
           <w:i/>
         </w:rPr>
-        <w:t xml:space="preserve">Model 1 — identity disparities.</w:t>
+        <w:t xml:space="preserve">Model 1: identity disparities.</w:t>
       </w:r>
     </w:p>
     <w:p>
@@ -9332,7 +9323,7 @@
           <w:iCs/>
           <w:i/>
         </w:rPr>
-        <w:t xml:space="preserve">Model 2 — mitigation and interaction.</w:t>
+        <w:t xml:space="preserve">Model 2: mitigation and interaction.</w:t>
       </w:r>
     </w:p>
     <w:p>
@@ -9542,7 +9533,7 @@
         <w:pStyle w:val="BodyText"/>
       </w:pPr>
       <w:r>
-        <w:t xml:space="preserve">With 150 matched scenarios and three replicates per cell, the observed 95% percentile intervals on the paired identity contrasts (Table 9) span roughly ±$350 on rent gap and ±0.15 on dominance rate. This is the honest statement of what the null in §8.4 excludes: identity effects larger than approximately $350/month on rent gap would very likely have been detected; effects of, say, $50/month would not. The null is well-powered against</w:t>
+        <w:t xml:space="preserve">With 150 matched scenarios and three replicates per cell, the observed 95% percentile intervals on the paired identity contrasts (Table 9) span roughly ±$350 on rent gap and ±0.15 on dominance rate. This is the honest statement of what the null in §8.4 excludes, which is identity effects larger than approximately $350/month on rent gap would very likely have been detected; effects of, say, $50/month would not. The null is well-powered against</w:t>
       </w:r>
       <w:r>
         <w:t xml:space="preserve"> </w:t>
@@ -9584,7 +9575,7 @@
           <w:bCs/>
           <w:b/>
         </w:rPr>
-        <w:t xml:space="preserve">Pre-registration — planned but NOT lodged.</w:t>
+        <w:t xml:space="preserve">Pre-registration: planned but NOT lodged.</w:t>
       </w:r>
       <w:r>
         <w:t xml:space="preserve"> </w:t>
@@ -10846,7 +10837,7 @@
         <w:t xml:space="preserve"> </w:t>
       </w:r>
       <w:r>
-        <w:t xml:space="preserve">Compliance is near-perfect: with 80 of 120 pool listings violating exactly one constraint, a system selecting at random would violate on 66.6% of picks; direct prompting violates on 1.8%. Budget — the constraint most legible in the listing record — is violated on 0.08% of recommendations, essentially never. What residual violation exists is almost entirely commute (93% of all violations), the one constraint requiring the model to read a supplied numeric field rather than compare two prices.</w:t>
+        <w:t xml:space="preserve">Compliance is near-perfect: with 80 of 120 pool listings violating exactly one constraint, a system selecting at random would violate on 66.6% of picks; direct prompting violates on 1.8%. Budget, which is the constraint most legible in the listing record, is violated on 0.08% of recommendations, essentially never. What residual violation exists is almost entirely commute (93% of all violations), the one constraint requiring the model to read a supplied numeric field rather than compare two prices.</w:t>
       </w:r>
     </w:p>
     <w:p>
@@ -11364,7 +11355,7 @@
         <w:t xml:space="preserve"> </w:t>
       </w:r>
       <w:r>
-        <w:t xml:space="preserve">Roughly two in five recommendations are strictly dominated — beaten on rent</w:t>
+        <w:t xml:space="preserve">Roughly two in five recommendations are strictly dominated, which means beaten on rent</w:t>
       </w:r>
       <w:r>
         <w:t xml:space="preserve"> </w:t>
@@ -11409,7 +11400,7 @@
         <w:t xml:space="preserve">on price specifically it underperforms random selection</w:t>
       </w:r>
       <w:r>
-        <w:t xml:space="preserve">, with a rent gap nearly double the chance floor. These two facts are compatible and jointly diagnostic: the model avoids listings that are bad on</w:t>
+        <w:t xml:space="preserve">, with a rent gap nearly double the chance floor. These two facts are compatible and jointly diagnostic. The model avoids listings that are bad on</w:t>
       </w:r>
       <w:r>
         <w:t xml:space="preserve"> </w:t>
@@ -11437,7 +11428,7 @@
           <w:bCs/>
           <w:b/>
         </w:rPr>
-        <w:t xml:space="preserve">Table 7b. Magnitude of dominance — gap to the best dominating listing (12,281 dominated recommendations across all three models).</w:t>
+        <w:t xml:space="preserve">Table 7b. Magnitude of dominance, measured as the gap to the best dominating listing (12,281 dominated recommendations across all three models).</w:t>
       </w:r>
     </w:p>
     <w:tbl>
@@ -12047,10 +12038,7 @@
         <w:t xml:space="preserve">$900/month cheaper and 3.5 minutes closer</w:t>
       </w:r>
       <w:r>
-        <w:t xml:space="preserve"> </w:t>
-      </w:r>
-      <w:r>
-        <w:t xml:space="preserve">— simultaneously. This is the paper’s central quantity, and it requires no assumption about what the user values.</w:t>
+        <w:t xml:space="preserve">, both at once. This is the paper’s central quantity, and it requires no assumption about what the user values.</w:t>
       </w:r>
     </w:p>
     <w:p>
@@ -12068,7 +12056,7 @@
         <w:t xml:space="preserve"> </w:t>
       </w:r>
       <w:r>
-        <w:t xml:space="preserve">Constraint-first reduces dominance from 39.0% to 34.8% and rent gap from $498 to $467 — real but modest. Prompt-level grounding (S2) does nothing at all (39.1%, +$506).</w:t>
+        <w:t xml:space="preserve">Constraint-first reduces dominance from 39.0% to 34.8% and rent gap from $498 to $467, which is real but modest. Prompt-level grounding (S2) does nothing at all (39.1%, +$506).</w:t>
       </w:r>
       <w:r>
         <w:t xml:space="preserve"> </w:t>
@@ -12179,7 +12167,7 @@
         <w:t xml:space="preserve"> </w:t>
       </w:r>
       <w:r>
-        <w:t xml:space="preserve">oracle used for every condition — the five cheapest feasible listings in that scenario’s pool. Two things are visible at once. The drop from commute-first to rent-first (median $1,200 to $550) is responsiveness: the model moves in the correct direction when the stated priority changes. But every box sits far above the oracle line, and adding an unambiguous lexicographic instruction (</w:t>
+        <w:t xml:space="preserve">oracle used for every condition, namely the five cheapest feasible listings in that scenario’s pool. Two things are visible at once. The drop from commute-first to rent-first (median $1,200 to $550) is responsiveness, since the model moves in the correct direction when the stated priority changes. But every box sits far above the oracle line, and adding an unambiguous lexicographic instruction (</w:t>
       </w:r>
       <w:r>
         <w:t xml:space="preserve">“</w:t>
@@ -12225,7 +12213,7 @@
         <w:t xml:space="preserve"> </w:t>
       </w:r>
       <w:r>
-        <w:t xml:space="preserve">stated priority against a priority-defined oracle — the between-scenario comparison reported in Table 8 below and retracted in §8.3. Because the scenarios and the oracle both move with the condition, that version could not separate responsiveness from selection, and it is not shown. Panel (b) holds the scenario, the pool, the candidate ordering and the oracle fixed and varies one sentence.</w:t>
+        <w:t xml:space="preserve">stated priority against a priority-defined oracle, which is the between-scenario comparison reported in Table 8 below and retracted in §8.3. Because the scenarios and the oracle both move with the condition, that version could not separate responsiveness from selection, and it is not shown. Panel (b) holds the scenario, the pool, the candidate ordering and the oracle fixed and varies one sentence.</w:t>
       </w:r>
     </w:p>
     <w:bookmarkEnd w:id="58"/>
@@ -12601,7 +12589,7 @@
         <w:t xml:space="preserve"> </w:t>
       </w:r>
       <w:r>
-        <w:t xml:space="preserve">factor in the main grid: each scenario carries exactly one priority, so these rows compare different scenarios with different budgets, workplaces and commute ceilings. Worse, the oracle is</w:t>
+        <w:t xml:space="preserve">factor in the main grid, since each scenario carries exactly one priority, so these rows compare different scenarios with different budgets, workplaces and commute ceilings. Worse, the oracle is</w:t>
       </w:r>
       <w:r>
         <w:t xml:space="preserve"> </w:t>
@@ -12625,7 +12613,7 @@
         <w:pStyle w:val="BodyText"/>
       </w:pPr>
       <w:r>
-        <w:t xml:space="preserve">Our first reading of this table was that models fail to honor stated preference orderings — a</w:t>
+        <w:t xml:space="preserve">Our first reading of this table was that models fail to honor stated preference orderings, a</w:t>
       </w:r>
       <w:r>
         <w:t xml:space="preserve"> </w:t>
@@ -12669,7 +12657,7 @@
         <w:pStyle w:val="Heading3"/>
       </w:pPr>
       <w:r>
-        <w:t xml:space="preserve">8.4 Identity-conditioned disparity (RQ3) — no evidence of large effects</w:t>
+        <w:t xml:space="preserve">8.4 Identity-conditioned disparity (RQ3): no evidence of large effects</w:t>
       </w:r>
     </w:p>
     <w:p>
@@ -13384,7 +13372,7 @@
         <w:pStyle w:val="BodyText"/>
       </w:pPr>
       <w:r>
-        <w:t xml:space="preserve">Under the interpretive rule pre-specified in §7.4 — if the replicate variance component exceeds the condition component, the effect is not reported as systematic bias regardless of</w:t>
+        <w:t xml:space="preserve">Under the interpretive rule pre-specified in §7.4, if the replicate variance component exceeds the condition component, the effect is not reported as systematic bias regardless of</w:t>
       </w:r>
       <w:r>
         <w:t xml:space="preserve"> </w:t>
@@ -13397,17 +13385,17 @@
         <w:t xml:space="preserve">p</w:t>
       </w:r>
       <w:r>
-        <w:t xml:space="preserve">-value —</w:t>
-      </w:r>
-      <w:r>
-        <w:t xml:space="preserve"> </w:t>
-      </w:r>
-      <w:r>
-        <w:rPr>
-          <w:bCs/>
-          <w:b/>
-        </w:rPr>
-        <w:t xml:space="preserve">we report no identity-conditioned disparity.</w:t>
+        <w:t xml:space="preserve">-value.</w:t>
+      </w:r>
+      <w:r>
+        <w:t xml:space="preserve"> </w:t>
+      </w:r>
+      <w:r>
+        <w:rPr>
+          <w:bCs/>
+          <w:b/>
+        </w:rPr>
+        <w:t xml:space="preserve">We report no identity-conditioned disparity.</w:t>
       </w:r>
       <w:r>
         <w:t xml:space="preserve"> </w:t>
@@ -13657,7 +13645,7 @@
         <w:t xml:space="preserve">ranking over a fixed candidate pool</w:t>
       </w:r>
       <w:r>
-        <w:t xml:space="preserve">: 150 matched scenarios, byte-identical requests and pools across conditions, 10,000-draw randomization inference. It is</w:t>
+        <w:t xml:space="preserve">, resting on 150 matched scenarios, byte-identical requests and pools across conditions, 10,000-draw randomization inference. It is</w:t>
       </w:r>
       <w:r>
         <w:t xml:space="preserve"> </w:t>
@@ -14018,23 +14006,23 @@
         <w:pStyle w:val="BodyText"/>
       </w:pPr>
       <w:r>
-        <w:t xml:space="preserve">We state this conservatively:</w:t>
-      </w:r>
-      <w:r>
-        <w:t xml:space="preserve"> </w:t>
-      </w:r>
-      <w:r>
-        <w:rPr>
-          <w:bCs/>
-          <w:b/>
-        </w:rPr>
-        <w:t xml:space="preserve">within the tested scenarios, increasing model capability did not reduce opportunity loss.</w:t>
-      </w:r>
-      <w:r>
-        <w:t xml:space="preserve"> </w:t>
-      </w:r>
-      <w:r>
-        <w:t xml:space="preserve">Two models from one vendor, with the flagship run on a 720-call subsample, cannot establish that the behavior is structural or that no more capable model would improve it. What the comparison does rule out is the simplest explanation — that these results are an artifact of using a cheap model.</w:t>
+        <w:t xml:space="preserve">We state this conservatively.</w:t>
+      </w:r>
+      <w:r>
+        <w:t xml:space="preserve"> </w:t>
+      </w:r>
+      <w:r>
+        <w:rPr>
+          <w:bCs/>
+          <w:b/>
+        </w:rPr>
+        <w:t xml:space="preserve">Within the tested scenarios, increasing model capability did not reduce opportunity loss.</w:t>
+      </w:r>
+      <w:r>
+        <w:t xml:space="preserve"> </w:t>
+      </w:r>
+      <w:r>
+        <w:t xml:space="preserve">Two models from one vendor, with the flagship run on a 720-call subsample, cannot establish that the behavior is structural or that no more capable model would improve it. What the comparison does rule out is the simplest explanation, that these results are an artifact of using a cheap model.</w:t>
       </w:r>
     </w:p>
     <w:bookmarkEnd w:id="61"/>
@@ -14067,7 +14055,7 @@
         <w:t xml:space="preserve"> </w:t>
       </w:r>
       <w:r>
-        <w:t xml:space="preserve">(Anthropic) on S1 across the same 60 scenarios x 4 identity conditions x 3 replicates: 720 calls, 715 parsed, US$31.98.</w:t>
+        <w:t xml:space="preserve">(Anthropic) on S1 across the same 60 scenarios x 4 identity conditions x 3 replicates, giving 720 calls, 715 parsed, US$31.98.</w:t>
       </w:r>
     </w:p>
     <w:p>
@@ -14565,7 +14553,7 @@
           <w:bCs/>
           <w:b/>
         </w:rPr>
-        <w:t xml:space="preserve">Table 14. Rent gap by stated priority — cross-vendor replication of the between-scenario pattern.</w:t>
+        <w:t xml:space="preserve">Table 14. Rent gap by stated priority, a cross-vendor replication of the between-scenario pattern.</w:t>
       </w:r>
     </w:p>
     <w:tbl>
@@ -15085,7 +15073,7 @@
           <w:bCs/>
           <w:b/>
         </w:rPr>
-        <w:t xml:space="preserve">On the rent-first condition — the specific failure this paper documents — the three models are statistically indistinguishable, with paired differences of $1–3 and p &gt;= 0.86.</w:t>
+        <w:t xml:space="preserve">On the rent-first condition, which is the specific failure this paper documents, the three models are statistically indistinguishable, with paired differences of $1–3 and p &gt;= 0.86.</w:t>
       </w:r>
       <w:r>
         <w:t xml:space="preserve"> </w:t>
@@ -15114,7 +15102,7 @@
         <w:t xml:space="preserve"> </w:t>
       </w:r>
       <w:r>
-        <w:t xml:space="preserve">still returns a dominated listing on 34.3% of recommendations against an ideal of zero. Rankings over specific snapshots expire on vendor deprecation timelines while the failure mode does not. And three models under one set of conditions is an audit, not a benchmark — establishing that a phenomenon generalizes is a different claim from establishing which system is best.</w:t>
+        <w:t xml:space="preserve">still returns a dominated listing on 34.3% of recommendations against an ideal of zero. Rankings over specific snapshots expire on vendor deprecation timelines while the failure mode does not. And three models under one set of conditions is an audit, not a benchmark. Establishing that a phenomenon generalizes is a different claim from establishing which system is best.</w:t>
       </w:r>
     </w:p>
     <w:p>
@@ -15122,7 +15110,7 @@
         <w:pStyle w:val="BodyText"/>
       </w:pPr>
       <w:r>
-        <w:t xml:space="preserve">The comparison earns its place instrumentally: it forecloses the two most natural objections to §8.3 and §8.5 — that the finding is specific to one lab’s post-training, and that a more capable model would fix it. Neither survives. Cost per call spans 45x across these three models with no corresponding improvement in preference fidelity.</w:t>
+        <w:t xml:space="preserve">The comparison earns its place instrumentally, since it forecloses the two most natural objections to §8.3 and §8.5, namely that the finding is specific to one lab’s post-training, and that a more capable model would fix it. Neither survives. Cost per call spans 45x across these three models with no corresponding improvement in preference fidelity.</w:t>
       </w:r>
     </w:p>
     <w:p>
@@ -15734,7 +15722,7 @@
         <w:t xml:space="preserve">claude-opus-5</w:t>
       </w:r>
       <w:r>
-        <w:t xml:space="preserve">, 11 return null after Benjamini–Hochberg correction, and refusal/withholding is again exactly 0.0% in all four conditions — notable given the reputation of Anthropic’s models for cautious handling of protected-attribute prompts. H4b is rejected on both vendors.</w:t>
+        <w:t xml:space="preserve">, 11 return null after Benjamini–Hochberg correction, and refusal/withholding is again exactly 0.0% in all four conditions, which is notable given the reputation of Anthropic’s models for cautious handling of protected-attribute prompts. H4b is rejected on both vendors.</w:t>
       </w:r>
     </w:p>
     <w:p>
@@ -15768,7 +15756,7 @@
         <w:t xml:space="preserve"> </w:t>
       </w:r>
       <w:r>
-        <w:t xml:space="preserve">(p=0.0007, BH-adjusted p=0.0021) — the only surviving effect among the 48 identity contrasts run in this study. Three considerations bound its interpretation. First, the direction favors the user: cheaper recommendations for a voucher holder is consistent with the</w:t>
+        <w:t xml:space="preserve">(p=0.0007, BH-adjusted p=0.0021), the only surviving effect among the 48 identity contrasts run in this study. Three considerations bound its interpretation. First, the direction favors the user, since cheaper recommendations for a voucher holder is consistent with the</w:t>
       </w:r>
       <w:r>
         <w:t xml:space="preserve"> </w:t>
@@ -15802,7 +15790,7 @@
         <w:pStyle w:val="FirstParagraph"/>
       </w:pPr>
       <w:r>
-        <w:t xml:space="preserve">209 of 6,840 attempted calls (3.1%) failed to return parseable output and are excluded from the analyses above. Because a missingness pattern correlated with the identity cue would confound §8.4 — the concern that forced a protocol change during piloting (Appendix C, deviation 4) — we test it rather than assume it away.</w:t>
+        <w:t xml:space="preserve">209 of 6,840 attempted calls (3.1%) failed to return parseable output and are excluded from the analyses above. Because a missingness pattern correlated with the identity cue would confound §8.4, which is the concern that forced a protocol change during piloting (Appendix C, deviation 4), we test it rather than assume it away.</w:t>
       </w:r>
     </w:p>
     <w:p>
@@ -16211,7 +16199,7 @@
         <w:t xml:space="preserve"> </w:t>
       </w:r>
       <w:r>
-        <w:t xml:space="preserve">= 0.007): the neutral condition loses 4.74% of responses against 2.37% for name cue B, a two-fold spread. The mitigation applied during piloting reduced this problem but did not eliminate it.</w:t>
+        <w:t xml:space="preserve">= 0.007). The neutral condition loses 4.74% of responses against 2.37% for name cue B, a two-fold spread. The mitigation applied during piloting reduced this problem but did not eliminate it.</w:t>
       </w:r>
     </w:p>
     <w:p>
@@ -16579,7 +16567,7 @@
         <w:pStyle w:val="BodyText"/>
       </w:pPr>
       <w:r>
-        <w:t xml:space="preserve">Every worst-case interval brackets zero. Even under adversarial imputation the missingness cannot manufacture the §8.4 null, and the bounds (±$140 on rent gap) are narrow relative to the effect the paper documents (+$700). The level estimates are similarly robust: luna S1 dominance is 39.0% observed, with worst-case bounds of 37.8% to 41.0%.</w:t>
+        <w:t xml:space="preserve">Every worst-case interval brackets zero. Even under adversarial imputation the missingness cannot manufacture the §8.4 null, and the bounds (±$140 on rent gap) are narrow relative to the effect the paper documents (+$700). The level estimates are similarly robust, with luna S1 dominance at 39.0% observed and worst-case bounds of 37.8% to 41.0%.</w:t>
       </w:r>
     </w:p>
     <w:p>
@@ -16597,7 +16585,7 @@
         <w:pStyle w:val="Heading3"/>
       </w:pPr>
       <w:r>
-        <w:t xml:space="preserve">8.8 Within-scenario priority manipulation — the principal finding</w:t>
+        <w:t xml:space="preserve">8.8 Within-scenario priority manipulation: the principal finding</w:t>
       </w:r>
     </w:p>
     <w:p>
@@ -16605,7 +16593,7 @@
         <w:pStyle w:val="FirstParagraph"/>
       </w:pPr>
       <w:r>
-        <w:t xml:space="preserve">Table 8 cannot separate the effect of a stated priority from the scenario it appeared in. This arm does: the same scenario, the same 120-listing pool in the same order, the same identity condition (C0 neutral), and</w:t>
+        <w:t xml:space="preserve">Table 8 cannot separate the effect of a stated priority from the scenario it appeared in. This arm does, by holding the same scenario, the same 120-listing pool in the same order, the same identity condition (C0 neutral), and</w:t>
       </w:r>
       <w:r>
         <w:t xml:space="preserve"> </w:t>
@@ -16618,10 +16606,7 @@
         <w:t xml:space="preserve">one fixed oracle for every condition</w:t>
       </w:r>
       <w:r>
-        <w:t xml:space="preserve"> </w:t>
-      </w:r>
-      <w:r>
-        <w:t xml:space="preserve">— the five lowest-rent feasible listings. Only one sentence changes. A third condition replaces the qualitative phrasing with an unambiguous lexicographic rule, removing any interpretive slack about what compliance means.</w:t>
+        <w:t xml:space="preserve">, namely the five lowest-rent feasible listings. Only one sentence changes. A third condition replaces the qualitative phrasing with an unambiguous lexicographic rule, removing any interpretive slack about what compliance means.</w:t>
       </w:r>
     </w:p>
     <w:p>
@@ -17314,7 +17299,7 @@
           <w:bCs/>
           <w:b/>
         </w:rPr>
-        <w:t xml:space="preserve">Instruction precision does not help — established by equivalence testing, not by a non-significant p-value.</w:t>
+        <w:t xml:space="preserve">Instruction precision does not help, established by equivalence testing rather than by a non-significant p-value.</w:t>
       </w:r>
       <w:r>
         <w:t xml:space="preserve"> </w:t>
@@ -17752,7 +17737,7 @@
         <w:t xml:space="preserve"> </w:t>
       </w:r>
       <w:r>
-        <w:t xml:space="preserve">an improvement larger than $50/month: the instruction genuinely does not help, and this is an equivalence result rather than a failure to reject. On the 55-scenario subsample the upper confidence bound reaches +$54, so there we cannot exclude a materially meaningful improvement — the reduced sample is simply too small to support the claim, and we report that rather than lean on the pooled result.</w:t>
+        <w:t xml:space="preserve">an improvement larger than $50/month: the instruction genuinely does not help, and this is an equivalence result rather than a failure to reject. On the 55-scenario subsample the upper confidence bound reaches +$54, so there we cannot exclude a materially meaningful improvement. The reduced sample is simply too small to support the claim, and we report that rather than lean on the pooled result.</w:t>
       </w:r>
     </w:p>
     <w:p>
@@ -17760,17 +17745,17 @@
         <w:pStyle w:val="BodyText"/>
       </w:pPr>
       <w:r>
-        <w:t xml:space="preserve">The conclusion we draw is therefore bounded:</w:t>
-      </w:r>
-      <w:r>
-        <w:t xml:space="preserve"> </w:t>
-      </w:r>
-      <w:r>
-        <w:rPr>
-          <w:bCs/>
-          <w:b/>
-        </w:rPr>
-        <w:t xml:space="preserve">on the two adequately powered samples, an unambiguous lexicographic instruction improves the rent gap by less than $50/month, so the residual gap is not a prompt-clarity problem.</w:t>
+        <w:t xml:space="preserve">The conclusion we draw is therefore bounded.</w:t>
+      </w:r>
+      <w:r>
+        <w:t xml:space="preserve"> </w:t>
+      </w:r>
+      <w:r>
+        <w:rPr>
+          <w:bCs/>
+          <w:b/>
+        </w:rPr>
+        <w:t xml:space="preserve">On the two adequately powered samples, an unambiguous lexicographic instruction improves the rent gap by less than $50/month, so the residual gap is not a prompt-clarity problem.</w:t>
       </w:r>
       <w:r>
         <w:t xml:space="preserve"> </w:t>
@@ -17809,7 +17794,7 @@
         <w:t xml:space="preserve"> </w:t>
       </w:r>
       <w:r>
-        <w:t xml:space="preserve">over 55 of the same scenarios, holding the pool, ordering and oracle identical: 165 calls, 157 parsed (95.2%), US$6.57.</w:t>
+        <w:t xml:space="preserve">over 55 of the same scenarios, holding the pool, ordering and oracle identical, giving 165 calls, 157 parsed (95.2%), US$6.57.</w:t>
       </w:r>
     </w:p>
     <w:p>
@@ -18247,7 +18232,7 @@
         <w:pStyle w:val="BodyText"/>
       </w:pPr>
       <w:r>
-        <w:t xml:space="preserve">Preference responsiveness replicates cleanly: large, correctly directed and highly significant on both vendors, and marginally</w:t>
+        <w:t xml:space="preserve">Preference responsiveness replicates cleanly, being large, correctly directed and highly significant on both vendors, and marginally</w:t>
       </w:r>
       <w:r>
         <w:t xml:space="preserve"> </w:t>
@@ -18278,7 +18263,7 @@
         <w:t xml:space="preserve"> </w:t>
       </w:r>
       <w:r>
-        <w:t xml:space="preserve">subsample is underpowered for it (Table 20c) — the equivalence evidence for that model comes from its full 150-scenario grid.</w:t>
+        <w:t xml:space="preserve">subsample is underpowered for it (Table 20c). The equivalence evidence for that model comes from its full 150-scenario grid.</w:t>
       </w:r>
     </w:p>
     <w:p>
@@ -18286,17 +18271,17 @@
         <w:pStyle w:val="BodyText"/>
       </w:pPr>
       <w:r>
-        <w:t xml:space="preserve">The corrected central claim is therefore not model-specific:</w:t>
-      </w:r>
-      <w:r>
-        <w:t xml:space="preserve"> </w:t>
-      </w:r>
-      <w:r>
-        <w:rPr>
-          <w:bCs/>
-          <w:b/>
-        </w:rPr>
-        <w:t xml:space="preserve">both frontier models comply directionally with a stated preference, neither improves under an unambiguous rule, and both leave roughly $580–$600 per month on the table.</w:t>
+        <w:t xml:space="preserve">The corrected central claim is therefore not model-specific.</w:t>
+      </w:r>
+      <w:r>
+        <w:t xml:space="preserve"> </w:t>
+      </w:r>
+      <w:r>
+        <w:rPr>
+          <w:bCs/>
+          <w:b/>
+        </w:rPr>
+        <w:t xml:space="preserve">Both frontier models comply directionally with a stated preference, neither improves under an unambiguous rule, and both leave roughly $580–$600 per month on the table.</w:t>
       </w:r>
     </w:p>
     <w:bookmarkEnd w:id="64"/>
@@ -18314,7 +18299,7 @@
         <w:pStyle w:val="FirstParagraph"/>
       </w:pPr>
       <w:r>
-        <w:t xml:space="preserve">§6.1 identified the size and composition of the scored set as the principal sensitivity of the dominance measure. This arm varies both:</w:t>
+        <w:t xml:space="preserve">§6.1 identified the size and composition of the scored set as the principal sensitivity of the dominance measure. This arm varies both, using</w:t>
       </w:r>
       <w:r>
         <w:t xml:space="preserve"> </w:t>
@@ -18818,7 +18803,7 @@
         <w:t xml:space="preserve"> </w:t>
       </w:r>
       <w:r>
-        <w:t xml:space="preserve">It ranges from 17.6% to 51.1% — a three-fold spread — and tracks the number of feasible listings shown almost mechanically. The headline 39% is an artifact of our sampling parameters as much as of model behavior.</w:t>
+        <w:t xml:space="preserve">It ranges from 17.6% to 51.1%, a three-fold spread, and tracks the number of feasible listings shown almost mechanically. The headline 39% is an artifact of our sampling parameters as much as of model behavior.</w:t>
       </w:r>
       <w:r>
         <w:t xml:space="preserve"> </w:t>
@@ -18862,10 +18847,7 @@
         <w:t xml:space="preserve">+$518 and +$564</w:t>
       </w:r>
       <w:r>
-        <w:t xml:space="preserve"> </w:t>
-      </w:r>
-      <w:r>
-        <w:t xml:space="preserve">— a 9% band. The dollar-denominated measure is robust to exactly the parameter that destabilizes the rate-denominated one. We therefore treat the rent gap, not the dominance rate, as the paper’s transportable quantity.</w:t>
+        <w:t xml:space="preserve">, a 9% band. The dollar-denominated measure is robust to exactly the parameter that destabilizes the rate-denominated one. We therefore treat the rent gap, not the dominance rate, as the paper’s transportable quantity.</w:t>
       </w:r>
     </w:p>
     <w:bookmarkEnd w:id="65"/>
@@ -18899,7 +18881,7 @@
         <w:t xml:space="preserve"> </w:t>
       </w:r>
       <w:r>
-        <w:t xml:space="preserve">cause it. Several mechanisms are consistent with the evidence so far: attention dilution over a long list, unstable numeric comparison across many items, position effects, a default preference surviving into the output stage, or correct internal ranking with faulty execution at output.</w:t>
+        <w:t xml:space="preserve">cause it. Several mechanisms are consistent with the evidence so far, including attention dilution over a long list, unstable numeric comparison across many items, position effects, a default preference surviving into the output stage, or correct internal ranking with faulty execution at output.</w:t>
       </w:r>
       <w:r>
         <w:t xml:space="preserve"> </w:t>
@@ -18915,7 +18897,7 @@
         <w:t xml:space="preserve"> </w:t>
       </w:r>
       <w:r>
-        <w:t xml:space="preserve">It tests one hypothesis that is separable — scale.</w:t>
+        <w:t xml:space="preserve">It tests one hypothesis that is separable, namely scale.</w:t>
       </w:r>
     </w:p>
     <w:p>
@@ -19335,7 +19317,7 @@
         <w:pStyle w:val="BodyText"/>
       </w:pPr>
       <w:r>
-        <w:t xml:space="preserve">Paired against the largest set: n=10 vs n=80 is</w:t>
+        <w:t xml:space="preserve">Paired against the largest set, n=10 vs n=80 is</w:t>
       </w:r>
       <w:r>
         <w:t xml:space="preserve"> </w:t>
@@ -19387,23 +19369,23 @@
         <w:pStyle w:val="BodyText"/>
       </w:pPr>
       <w:r>
-        <w:t xml:space="preserve">We state the interpretation conservatively:</w:t>
-      </w:r>
-      <w:r>
-        <w:t xml:space="preserve"> </w:t>
-      </w:r>
-      <w:r>
-        <w:rPr>
-          <w:bCs/>
-          <w:b/>
-        </w:rPr>
-        <w:t xml:space="preserve">the model responds correctly to the stated priority but fails to execute the resulting optimization reliably over a large candidate set.</w:t>
-      </w:r>
-      <w:r>
-        <w:t xml:space="preserve"> </w:t>
-      </w:r>
-      <w:r>
-        <w:t xml:space="preserve">That is what the data support. We do not claim to have identified a search or attention mechanism — distinguishing attention dilution from numeric-comparison instability from output-stage execution error would require interventions this study did not run (ordering manipulations, forced full-ranking before selection, tool-based sorting, and pre-sorted inputs), and §9.4 lists them.</w:t>
+        <w:t xml:space="preserve">We state the interpretation conservatively.</w:t>
+      </w:r>
+      <w:r>
+        <w:t xml:space="preserve"> </w:t>
+      </w:r>
+      <w:r>
+        <w:rPr>
+          <w:bCs/>
+          <w:b/>
+        </w:rPr>
+        <w:t xml:space="preserve">The model responds correctly to the stated priority but fails to execute the resulting optimization reliably over a large candidate set.</w:t>
+      </w:r>
+      <w:r>
+        <w:t xml:space="preserve"> </w:t>
+      </w:r>
+      <w:r>
+        <w:t xml:space="preserve">That is what the data support. We do not claim to have identified a search or attention mechanism. Distinguishing attention dilution from numeric-comparison instability from output-stage execution error would require interventions this study did not run (ordering manipulations, forced full-ranking before selection, tool-based sorting, and pre-sorted inputs), and §9.4 lists them.</w:t>
       </w:r>
     </w:p>
     <w:p>
@@ -19548,7 +19530,7 @@
         <w:t xml:space="preserve"> </w:t>
       </w:r>
       <w:r>
-        <w:t xml:space="preserve">of the time. And the plateau above forty means enlarging the retrieved set — the natural product instinct for improving recall — makes optimization worse, not better.</w:t>
+        <w:t xml:space="preserve">of the time. And the plateau above forty means enlarging the retrieved set, which is the natural product instinct for improving recall, makes optimization worse, not better.</w:t>
       </w:r>
     </w:p>
     <w:bookmarkEnd w:id="67"/>
@@ -19558,7 +19540,7 @@
         <w:pStyle w:val="Heading3"/>
       </w:pPr>
       <w:r>
-        <w:t xml:space="preserve">8.11 Neighborhood exposure (S3) — no detectable identity conditioning</w:t>
+        <w:t xml:space="preserve">8.11 Neighborhood exposure (S3): no detectable identity conditioning</w:t>
       </w:r>
     </w:p>
     <w:p>
@@ -20741,7 +20723,7 @@
         <w:t xml:space="preserve"> </w:t>
       </w:r>
       <w:r>
-        <w:t xml:space="preserve">voucher disclosure is associated with recommendations in tracts that are 2.15 percentage points more non-White and $5,937 lower in median household income. This is the direction the steering literature would predict, and it is coherent with the one non-null in §8.4 — voucher disclosure lowering Claude’s rent gap by $27.60 — since cheaper listings in our sample sit in lower-income tracts. But it does not survive correction for 105 tests, it falls below replicate noise under §7.4, and the magnitudes are small against a between-tract standard deviation of $42,443 in median income. We report it as an observation warranting targeted replication with the voucher contrast as the single pre-specified hypothesis, which is the design that could actually test it. We do not report it as a finding.</w:t>
+        <w:t xml:space="preserve">voucher disclosure is associated with recommendations in tracts that are 2.15 percentage points more non-White and $5,937 lower in median household income. This is the direction the steering literature would predict, and it is coherent with the one non-null in §8.4, voucher disclosure lowering Claude’s rent gap by $27.60, since cheaper listings in our sample sit in lower-income tracts. But it does not survive correction for 105 tests, it falls below replicate noise under §7.4, and the magnitudes are small against a between-tract standard deviation of $42,443 in median income. We report it as an observation warranting targeted replication with the voucher contrast as the single pre-specified hypothesis, which is the design that could actually test it. We do not report it as a finding.</w:t>
       </w:r>
     </w:p>
     <w:p>
@@ -20775,7 +20757,7 @@
         <w:t xml:space="preserve"> </w:t>
       </w:r>
       <w:r>
-        <w:t xml:space="preserve">license the claim that these models do not steer. Our design removes retrieval by construction — the model never chooses where to look, which is precisely the choice Liu et al. (2024) and Samad et al. (2026) found to be identity-conditioned. Their finding and ours are compatible: steering may operate at the retrieval and geographic-framing stage that we hold fixed, and be absent at the ranking stage that we isolate. Establishing that would require an open-ended arm in which the model proposes neighborhoods before any pool exists, which we did not run (§9.4).</w:t>
+        <w:t xml:space="preserve">license the claim that these models do not steer. Our design removes retrieval by construction, so the model never chooses where to look, which is precisely the choice Liu et al. (2024) and Samad et al. (2026) found to be identity-conditioned. Their finding and ours are compatible, since steering may operate at the retrieval and geographic-framing stage that we hold fixed, and be absent at the ranking stage that we isolate. Establishing that would require an open-ended arm in which the model proposes neighborhoods before any pool exists, which we did not run (§9.4).</w:t>
       </w:r>
     </w:p>
     <w:p>
@@ -20843,7 +20825,7 @@
         <w:pStyle w:val="BodyText"/>
       </w:pPr>
       <w:r>
-        <w:t xml:space="preserve">This is not a claim that ranking metrics are incapable of detecting omission — with an external oracle, recall and top-</w:t>
+        <w:t xml:space="preserve">This is not a claim that ranking metrics are incapable of detecting omission. With an external oracle, recall and top-</w:t>
       </w:r>
       <w:r>
         <w:rPr>
@@ -20856,17 +20838,17 @@
         <w:t xml:space="preserve"> </w:t>
       </w:r>
       <w:r>
-        <w:t xml:space="preserve">capture do penalize it. The claim is narrower and more practical:</w:t>
-      </w:r>
-      <w:r>
-        <w:t xml:space="preserve"> </w:t>
-      </w:r>
-      <w:r>
-        <w:rPr>
-          <w:bCs/>
-          <w:b/>
-        </w:rPr>
-        <w:t xml:space="preserve">the metrics actually used in deployment — engagement signals and LLM-judged relevance — score a returned list against itself or against a judge that shares the ranker’s priors.</w:t>
+        <w:t xml:space="preserve">capture do penalize it. The claim is narrower and more practical.</w:t>
+      </w:r>
+      <w:r>
+        <w:t xml:space="preserve"> </w:t>
+      </w:r>
+      <w:r>
+        <w:rPr>
+          <w:bCs/>
+          <w:b/>
+        </w:rPr>
+        <w:t xml:space="preserve">The metrics actually used in deployment, namely engagement signals and LLM-judged relevance, score a returned list against itself or against a judge that shares the ranker’s priors.</w:t>
       </w:r>
       <w:r>
         <w:t xml:space="preserve"> </w:t>
@@ -20980,7 +20962,7 @@
           <w:bCs/>
           <w:b/>
         </w:rPr>
-        <w:t xml:space="preserve">Instrument the dominance rate of what you return against what you retrieved — and log the pool configuration with it.</w:t>
+        <w:t xml:space="preserve">Instrument the dominance rate of what you return against what you retrieved, and log the pool configuration with it.</w:t>
       </w:r>
       <w:r>
         <w:t xml:space="preserve"> </w:t>
@@ -21008,7 +20990,7 @@
         <w:t xml:space="preserve"> </w:t>
       </w:r>
       <w:r>
-        <w:t xml:space="preserve">This is the operational conclusion. Where a user’s rule is expressible — minimize rent subject to constraints, break ties within $50 — sort in code and let the model handle what only it can: parsing natural language, eliciting preferences the user has not stated, and explaining the result. The recommended architecture is (i) deterministic filtering of hard constraints, (ii) deterministic ranking on any explicitly stated rule, (iii) the model for language understanding, ambiguous preference and explanation, and (iv) a dominance check on the output before it ships. Prompt improvement is demonstrably not sufficient: the explicit lexicographic instruction changed nothing (§8.8).</w:t>
+        <w:t xml:space="preserve">This is the operational conclusion. Where a user’s rule is expressible, as in minimize rent subject to constraints and break ties within $50, sort in code and let the model handle what only it can, namely parsing natural language, eliciting preferences the user has not stated, and explaining the result. The recommended architecture is (i) deterministic filtering of hard constraints, (ii) deterministic ranking on any explicitly stated rule, (iii) the model for language understanding, ambiguous preference and explanation, and (iv) a dominance check on the output before it ships. Prompt improvement is demonstrably not sufficient, since the explicit lexicographic instruction changed nothing (§8.8).</w:t>
       </w:r>
     </w:p>
     <w:p>
@@ -21030,7 +21012,7 @@
         <w:t xml:space="preserve"> </w:t>
       </w:r>
       <w:r>
-        <w:t xml:space="preserve">Optimization quality degrades with candidate count and the limitation binds by roughly 20–40 items (§8.10). Enlarging the retrieved set to improve recall makes the ranking worse — a direct trade-off most stacks do not currently measure.</w:t>
+        <w:t xml:space="preserve">Optimization quality degrades with candidate count and the limitation binds by roughly 20–40 items (§8.10). Enlarging the retrieved set to improve recall makes the ranking worse, a direct trade-off most stacks do not currently measure.</w:t>
       </w:r>
     </w:p>
     <w:p>
@@ -21074,7 +21056,7 @@
         <w:t xml:space="preserve"> </w:t>
       </w:r>
       <w:r>
-        <w:t xml:space="preserve">Dollars and minutes across matched profiles are more auditable than group-level metric parity — and, as §8.4 shows, capable of returning an honest null.</w:t>
+        <w:t xml:space="preserve">Dollars and minutes across matched profiles are more auditable than group-level metric parity and, as §8.4 shows, capable of returning an honest null.</w:t>
       </w:r>
     </w:p>
     <w:bookmarkEnd w:id="72"/>
@@ -21149,7 +21131,7 @@
         <w:t xml:space="preserve">retrieval-freedom manipulation</w:t>
       </w:r>
       <w:r>
-        <w:t xml:space="preserve">: the same scenarios and identity cues run under (a) our fixed pool, (b) a model-selected pool from a retrieval index, and (c) fully open-ended neighborhood recommendation as in Liu et al. (2024). If disparity appears in (c) and not (a), the mitigation implication —</w:t>
+        <w:t xml:space="preserve">: the same scenarios and identity cues run under (a) our fixed pool, (b) a model-selected pool from a retrieval index, and (c) fully open-ended neighborhood recommendation as in Liu et al. (2024). If disparity appears in (c) and not (a), the mitigation implication,</w:t>
       </w:r>
       <w:r>
         <w:t xml:space="preserve"> </w:t>
@@ -21162,10 +21144,7 @@
         <w:t xml:space="preserve">retrieve deterministically, then rank</w:t>
       </w:r>
       <w:r>
-        <w:t xml:space="preserve"> </w:t>
-      </w:r>
-      <w:r>
-        <w:t xml:space="preserve">— would be established rather than conjectured. We regard this as the highest-value extension and note it is inexpensive: the infrastructure here supports it directly.</w:t>
+        <w:t xml:space="preserve">, would be established rather than conjectured. We regard this as the highest-value extension and note it is inexpensive, since the infrastructure here supports it directly.</w:t>
       </w:r>
     </w:p>
     <w:bookmarkEnd w:id="73"/>
@@ -21183,7 +21162,7 @@
         <w:pStyle w:val="FirstParagraph"/>
       </w:pPr>
       <w:r>
-        <w:t xml:space="preserve">Dominance auditing transfers to any high-stakes search domain with an enumerable feasible set and outcomes in natural units — lending (rate, term, fees), employment (compensation, commute, seniority), health plan selection (premium, deductible, network breadth). What transfers is the method; the magnitudes are facts about the New York rental market in August 2026.</w:t>
+        <w:t xml:space="preserve">Dominance auditing transfers to any high-stakes search domain with an enumerable feasible set and outcomes in natural units, such as lending (rate, term, fees), employment (compensation, commute, seniority), health plan selection (premium, deductible, network breadth). What transfers is the method; the magnitudes are facts about the New York rental market in August 2026.</w:t>
       </w:r>
     </w:p>
     <w:bookmarkEnd w:id="74"/>
@@ -21293,7 +21272,7 @@
         <w:t xml:space="preserve"> </w:t>
       </w:r>
       <w:r>
-        <w:t xml:space="preserve">of that distribution — the sample is drawn from about the upper eighth of the market by price. Against</w:t>
+        <w:t xml:space="preserve">of that distribution. The sample is drawn from about the upper eighth of the market by price. Against</w:t>
       </w:r>
       <w:r>
         <w:t xml:space="preserve"> </w:t>
@@ -21317,7 +21296,7 @@
         <w:pStyle w:val="BodyText"/>
       </w:pPr>
       <w:r>
-        <w:t xml:space="preserve">Because the bias is common to all conditions and architectures, it threatens external validity — the absolute magnitude of the cost gaps — but not the internal validity of the within-scenario contrasts, which hold the pool fixed. The specific unresolved question is whether the gap is proportional to rent level or roughly constant in dollars. Our design does not identify this, and it determines whether the $900/month median dominance gap transfers to a median renter or shrinks with the rent level. Extending the sample into the lower deciles is the highest-value addition to the data collection.</w:t>
+        <w:t xml:space="preserve">Because the bias is common to all conditions and architectures, it threatens external validity, meaning the absolute magnitude of the cost gaps, but not the internal validity of the within-scenario contrasts, which hold the pool fixed. The specific unresolved question is whether the gap is proportional to rent level or roughly constant in dollars. Our design does not identify this, and it determines whether the $900/month median dominance gap transfers to a median renter or shrinks with the rent level. Extending the sample into the lower deciles is the highest-value addition to the data collection.</w:t>
       </w:r>
     </w:p>
     <w:p>
@@ -21353,7 +21332,7 @@
         <w:t xml:space="preserve"> </w:t>
       </w:r>
       <w:r>
-        <w:t xml:space="preserve">A name signals race and social class simultaneously (Gaddis, 2017; Crabtree et al., 2022). Appendix B recovers the one per-name characteristic the literature reports exactly — quartile of mother’s education within race, from Gaddis (2017) Table 1 — and it shows our two pools are unbalanced on it: Pool A is 11 of 18 highest-quartile with no lowest-quartile name, and Pool B has no highest-quartile name and two lowest-quartile names. Per-name</w:t>
+        <w:t xml:space="preserve">A name signals race and social class simultaneously (Gaddis, 2017; Crabtree et al., 2022). Appendix B recovers the one per-name characteristic the literature reports exactly, which is quartile of mother’s education within race from Gaddis (2017) Table 1, and it shows our two pools are unbalanced on it. Pool A is 11 of 18 highest-quartile with no lowest-quartile name, and Pool B has no highest-quartile name and two lowest-quartile names. Per-name</w:t>
       </w:r>
       <w:r>
         <w:t xml:space="preserve"> </w:t>
@@ -21393,7 +21372,7 @@
         <w:pStyle w:val="BodyText"/>
       </w:pPr>
       <w:r>
-        <w:t xml:space="preserve">The confound is single-directional, which is why the results survive it: Pool A signals both higher-status race and higher-status class, so any mechanism acting on either attribute pushes the contrast the same way and the design is biased</w:t>
+        <w:t xml:space="preserve">The confound is single-directional, which is why the results survive it. Pool A signals both higher-status race and higher-status class, so any mechanism acting on either attribute pushes the contrast the same way and the design is biased</w:t>
       </w:r>
       <w:r>
         <w:t xml:space="preserve"> </w:t>
@@ -21409,7 +21388,7 @@
         <w:t xml:space="preserve"> </w:t>
       </w:r>
       <w:r>
-        <w:t xml:space="preserve">detecting a difference. None is detected (§8.4, §8.11). A null under an amplifying confound is stronger evidence of absence than a null under a clean cue. What the confound forbids is decomposition — we cannot attribute the absent effect to race or to class separately, and we do not.</w:t>
+        <w:t xml:space="preserve">detecting a difference. None is detected (§8.4, §8.11). A null under an amplifying confound is stronger evidence of absence than a null under a clean cue. What the confound forbids is decomposition. We cannot attribute the absent effect to race or to class separately, and we do not.</w:t>
       </w:r>
     </w:p>
     <w:p>
@@ -21435,7 +21414,7 @@
         <w:t xml:space="preserve"> </w:t>
       </w:r>
       <w:r>
-        <w:t xml:space="preserve">Rent, commute, and bedroom count do not exhaust what renters care about. Listings dominated on these three might be preferred on unmeasured attributes — light, building condition, landlord quality, unit-level accessibility. Dominance is therefore a</w:t>
+        <w:t xml:space="preserve">Rent, commute, and bedroom count do not exhaust what renters care about. Listings dominated on these three might be preferred on unmeasured attributes such as light, building condition, landlord quality and unit-level accessibility. Dominance is therefore a</w:t>
       </w:r>
       <w:r>
         <w:t xml:space="preserve"> </w:t>
@@ -21552,7 +21531,7 @@
         <w:t xml:space="preserve"> </w:t>
       </w:r>
       <w:r>
-        <w:t xml:space="preserve">steering: that is a hypothesis requiring the comparison arm specified in §9.4, which we did not run.</w:t>
+        <w:t xml:space="preserve">steering. That is a hypothesis requiring the comparison arm specified in §9.4, which we did not run.</w:t>
       </w:r>
     </w:p>
     <w:p>
@@ -21560,7 +21539,7 @@
         <w:pStyle w:val="BodyText"/>
       </w:pPr>
       <w:r>
-        <w:t xml:space="preserve">This limit now applies to a second, larger family of nulls. §8.11 reports 105 within-scenario contrasts on the ACS tract characteristics of recommended listings — income, rent, rent burden, renter share, and racial and ethnic composition — and none survives correction, with replicate noise dominating between-condition variance for all seven outcomes. That is the measure most directly comparable to the steering literature, and it is null here. It remains a null about</w:t>
+        <w:t xml:space="preserve">This limit now applies to a second, larger family of nulls. §8.11 reports 105 within-scenario contrasts on the ACS tract characteristics of recommended listings, covering income, rent, rent burden, renter share, and racial and ethnic composition, and none survives correction, with replicate noise dominating between-condition variance for all seven outcomes. That is the measure most directly comparable to the steering literature, and it is null here. It remains a null about</w:t>
       </w:r>
       <w:r>
         <w:t xml:space="preserve"> </w:t>
@@ -21623,7 +21602,7 @@
         <w:t xml:space="preserve"> </w:t>
       </w:r>
       <w:r>
-        <w:t xml:space="preserve">Pools contain 80 infeasible listings out of 120 by design, so that constraint violation is measurable at all. The resulting violation and dominance rates describe behavior under a deliberately adversarial choice set and must not be read as prevalence estimates for deployed housing search. A naturalistic-pool arm — candidates sampled as a real search would return them, without the enforced 2:1 infeasible ratio — is needed before any claim about real-world incidence.</w:t>
+        <w:t xml:space="preserve">Pools contain 80 infeasible listings out of 120 by design, so that constraint violation is measurable at all. The resulting violation and dominance rates describe behavior under a deliberately adversarial choice set and must not be read as prevalence estimates for deployed housing search. A naturalistic-pool arm, in which candidates are sampled as a real search would return them without the enforced 2:1 infeasible ratio, is needed before any claim about real-world incidence.</w:t>
       </w:r>
     </w:p>
     <w:p>
@@ -21722,7 +21701,7 @@
         <w:pStyle w:val="FirstParagraph"/>
       </w:pPr>
       <w:r>
-        <w:t xml:space="preserve">We set out to ask whether AI housing recommenders overlook better options, and whether that loss falls unevenly across users. The answers are yes, and — within our design — no. Along the way we had to correct our own account of why.</w:t>
+        <w:t xml:space="preserve">We set out to ask whether AI housing recommenders overlook better options, and whether that loss falls unevenly across users. The answers are yes and, within our design, no. Along the way we had to correct our own account of why.</w:t>
       </w:r>
     </w:p>
     <w:p>
@@ -21751,7 +21730,7 @@
         <w:t xml:space="preserve">$646 a month cheaper and twelve minutes further out</w:t>
       </w:r>
       <w:r>
-        <w:t xml:space="preserve">. Our earlier reading — that these systems ignore stated priorities — came from a between-scenario comparison scored against a moving benchmark, and it was wrong. Responsiveness is not the problem.</w:t>
+        <w:t xml:space="preserve">. Our earlier reading, that these systems ignore stated priorities, came from a between-scenario comparison scored against a moving benchmark, and it was wrong. Responsiveness is not the problem.</w:t>
       </w:r>
     </w:p>
     <w:p>
@@ -21772,7 +21751,7 @@
         <w:t xml:space="preserve">$606 a month above the five cheapest suitable ones on the same screen</w:t>
       </w:r>
       <w:r>
-        <w:t xml:space="preserve">. Given an unambiguous rule — minimize rent, break ties within fifty dollars — they improve by three dollars and fifty cents, which is to say not at all. Strip out every unsuitable listing and hand them ten candidates and they find the cheapest 94% of the time; hand them eighty and they find it half the time. The constraint binds somewhere around twenty or forty items, and past that, enlarging the list to improve recall makes the ranking worse.</w:t>
+        <w:t xml:space="preserve">. Given an unambiguous rule to minimize rent and break ties within fifty dollars, they improve by three dollars and fifty cents, which is to say not at all. Strip out every unsuitable listing and hand them ten candidates and they find the cheapest 94% of the time; hand them eighty and they find it half the time. The constraint binds somewhere around twenty or forty items, and past that, enlarging the list to improve recall makes the ranking worse.</w:t>
       </w:r>
     </w:p>
     <w:p>
@@ -21780,23 +21759,23 @@
         <w:pStyle w:val="BodyText"/>
       </w:pPr>
       <w:r>
-        <w:t xml:space="preserve">We do not know why, and we say so. Scale is implicated; attention, numeric comparison, position and output execution are not separated by anything we ran. What the evidence supports is narrow and, we think, useful:</w:t>
-      </w:r>
-      <w:r>
-        <w:t xml:space="preserve"> </w:t>
-      </w:r>
-      <w:r>
-        <w:rPr>
-          <w:bCs/>
-          <w:b/>
-        </w:rPr>
-        <w:t xml:space="preserve">the model responds correctly to the stated priority and fails to execute the resulting optimization reliably over a large candidate set.</w:t>
-      </w:r>
-      <w:r>
-        <w:t xml:space="preserve"> </w:t>
-      </w:r>
-      <w:r>
-        <w:t xml:space="preserve">Neither a clearer prompt, nor a flagship model, nor a different vendor changed it — across a forty-five-fold range in price per token the headline number moved by three dollars.</w:t>
+        <w:t xml:space="preserve">We do not know why, and we say so. Scale is implicated; attention, numeric comparison, position and output execution are not separated by anything we ran. What the evidence supports is narrow and, we think, useful.</w:t>
+      </w:r>
+      <w:r>
+        <w:t xml:space="preserve"> </w:t>
+      </w:r>
+      <w:r>
+        <w:rPr>
+          <w:bCs/>
+          <w:b/>
+        </w:rPr>
+        <w:t xml:space="preserve">The model responds correctly to the stated priority and fails to execute the resulting optimization reliably over a large candidate set.</w:t>
+      </w:r>
+      <w:r>
+        <w:t xml:space="preserve"> </w:t>
+      </w:r>
+      <w:r>
+        <w:t xml:space="preserve">Neither a clearer prompt, nor a flagship model, nor a different vendor changed it. Across a forty-five-fold range in price per token the headline number moved by three dollars.</w:t>
       </w:r>
     </w:p>
     <w:p>
@@ -21804,7 +21783,7 @@
         <w:pStyle w:val="BodyText"/>
       </w:pPr>
       <w:r>
-        <w:t xml:space="preserve">Changing only an identity cue changed almost nothing we could detect, across 48 pre-specified contrasts and 150 matched scenarios, with the variation from re-asking the same question exceeding the variation from changing who was asking. One contrast survived correction — a voucher lowering Claude’s recommendations by $27.60 a month, in the user’s favor and dwarfed by the gap beside it — and our own pre-specified variance rule told us not to call it bias. We followed the rule. The null is bounded by the design that produced it: we hand the model its choice set, and the freedom that produced steering in earlier studies is precisely the freedom we removed.</w:t>
+        <w:t xml:space="preserve">Changing only an identity cue changed almost nothing we could detect, across 48 pre-specified contrasts and 150 matched scenarios, with the variation from re-asking the same question exceeding the variation from changing who was asking. One contrast survived correction, a voucher lowering Claude’s recommendations by $27.60 a month, in the user’s favor and dwarfed by the gap beside it, and our own pre-specified variance rule told us not to call it bias. We followed the rule. The null is bounded by the design that produced it. We hand the model its choice set, and the freedom that produced steering in earlier studies is precisely the freedom we removed.</w:t>
       </w:r>
     </w:p>
     <w:p>
@@ -21830,7 +21809,7 @@
         <w:t xml:space="preserve"> </w:t>
       </w:r>
       <w:r>
-        <w:t xml:space="preserve">but the reverse: let code do the arithmetic, let the model do the language, and check the output for dominance before anyone sees it. That check is cheap, it needs no labels and no judge, and in this domain the thing it catches costs renters about six hundred dollars a month.</w:t>
+        <w:t xml:space="preserve">but the reverse. Let code do the arithmetic, let the model do the language, and check the output for dominance before anyone sees it. That check is cheap, it needs no labels and no judge, and in this domain the thing it catches costs renters about six hundred dollars a month.</w:t>
       </w:r>
     </w:p>
     <w:bookmarkEnd w:id="77"/>
@@ -21852,7 +21831,7 @@
           <w:iCs/>
           <w:i/>
         </w:rPr>
-        <w:t xml:space="preserve">Author names were verified against arXiv abstract pages and, for Liu et al. (2024), the EAAMO ’24 proceedings record, on 7 September 2026. arXiv identifiers are cited as preprints; where a preprint has since appeared at a peer-reviewed venue the citation should be updated to the version of record before final submission — Samad et al. (2026) is marked as appearing at AIES ’26 and its page numbers are not yet available.</w:t>
+        <w:t xml:space="preserve">Author names were verified against arXiv abstract pages and, for Liu et al. (2024), the EAAMO ’24 proceedings record, on 7 September 2026. arXiv identifiers are cited as preprints; where a preprint has since appeared at a peer-reviewed venue the citation should be updated to the version of record before final submission. Samad et al. (2026) is marked as appearing at AIES ’26 and its page numbers are not yet available.</w:t>
       </w:r>
     </w:p>
     <w:p>
@@ -22360,7 +22339,7 @@
           <w:bCs/>
           <w:b/>
         </w:rPr>
-        <w:t xml:space="preserve">S1 — direct.</w:t>
+        <w:t xml:space="preserve">S1: direct.</w:t>
       </w:r>
     </w:p>
     <w:p>
@@ -22446,7 +22425,7 @@
           <w:bCs/>
           <w:b/>
         </w:rPr>
-        <w:t xml:space="preserve">S2 — retrieval-grounded.</w:t>
+        <w:t xml:space="preserve">S2: retrieval-grounded.</w:t>
       </w:r>
       <w:r>
         <w:t xml:space="preserve"> </w:t>
@@ -22493,7 +22472,7 @@
           <w:bCs/>
           <w:b/>
         </w:rPr>
-        <w:t xml:space="preserve">S3 — constraint-first.</w:t>
+        <w:t xml:space="preserve">S3: constraint-first.</w:t>
       </w:r>
       <w:r>
         <w:t xml:space="preserve"> </w:t>
@@ -22688,7 +22667,7 @@
         <w:t xml:space="preserve"> </w:t>
       </w:r>
       <w:r>
-        <w:t xml:space="preserve">is deliberate: verbose justifications overflowed</w:t>
+        <w:t xml:space="preserve">is deliberate, since verbose justifications overflowed</w:t>
       </w:r>
       <w:r>
         <w:t xml:space="preserve"> </w:t>
@@ -22747,7 +22726,7 @@
         <w:t xml:space="preserve"> </w:t>
       </w:r>
       <w:r>
-        <w:t xml:space="preserve">94(4), Appendix Table A1 — the most widely replicated correspondence-audit name set. Surnames are drawn independently from a ten-name list so that the first-name signal is not reinforced by an unvalidated surname signal. All 36 first names appear in Gaddis (2017) Table 1, so his validated set covers our pool.</w:t>
+        <w:t xml:space="preserve">94(4), Appendix Table A1, which is the most widely replicated correspondence-audit name set. Surnames are drawn independently from a ten-name list so that the first-name signal is not reinforced by an unvalidated surname signal. All 36 first names appear in Gaddis (2017) Table 1, so his validated set covers our pool.</w:t>
       </w:r>
     </w:p>
     <w:p>
@@ -22892,10 +22871,7 @@
               <w:t xml:space="preserve">Yes</w:t>
             </w:r>
             <w:r>
-              <w:t xml:space="preserve"> </w:t>
-            </w:r>
-            <w:r>
-              <w:t xml:space="preserve">— reported below</w:t>
+              <w:t xml:space="preserve">, reported below</w:t>
             </w:r>
           </w:p>
         </w:tc>
@@ -24866,7 +24842,7 @@
         <w:t xml:space="preserve"> </w:t>
       </w:r>
       <w:r>
-        <w:t xml:space="preserve">Four Pool B names were dropped before the main grid — Lakisha, Latonya, Kenya, Tremayne — on the recorded ground that Gaddis</w:t>
+        <w:t xml:space="preserve">Four Pool B names, Lakisha, Latonya, Kenya and Tremayne, were dropped before the main grid on the recorded ground that Gaddis</w:t>
       </w:r>
       <w:r>
         <w:t xml:space="preserve"> </w:t>
@@ -25083,7 +25059,7 @@
         <w:pStyle w:val="BodyText"/>
       </w:pPr>
       <w:r>
-        <w:t xml:space="preserve">And two names in the lowest quartile —</w:t>
+        <w:t xml:space="preserve">And two names in the lowest quartile,</w:t>
       </w:r>
       <w:r>
         <w:t xml:space="preserve"> </w:t>
@@ -25112,10 +25088,7 @@
         <w:t xml:space="preserve">Tamika</w:t>
       </w:r>
       <w:r>
-        <w:t xml:space="preserve"> </w:t>
-      </w:r>
-      <w:r>
-        <w:t xml:space="preserve">— were retained, which the same rule would have excluded. The exclusion therefore removed two names it had no ground to remove and kept two it did. Because the exclusion is applied identically across every scenario and condition, it cannot generate a spurious identity contrast; its effect is on which names constitute the cue, not on the comparison between cues. We report it because it was an unsourced intervention presented as a sourced one, and because it is not reproducible from the citation given.</w:t>
+        <w:t xml:space="preserve">, were retained, which the same rule would have excluded. The exclusion therefore removed two names it had no ground to remove and kept two it did. Because the exclusion is applied identically across every scenario and condition, it cannot generate a spurious identity contrast; its effect is on which names constitute the cue, not on the comparison between cues. We report it because it was an unsourced intervention presented as a sourced one, and because it is not reproducible from the citation given.</w:t>
       </w:r>
     </w:p>
     <w:p>
@@ -25133,7 +25106,7 @@
         <w:t xml:space="preserve"> </w:t>
       </w:r>
       <w:r>
-        <w:t xml:space="preserve">Pool A is 11 of 18 highest-quartile and contains no lowest-quartile name; Pool B contains no highest-quartile name and two lowest-quartile names. This is precisely the confound Gaddis (2017) identifies: a raw Bertrand–Mullainathan contrast varies perceived race and perceived class together.</w:t>
+        <w:t xml:space="preserve">Pool A is 11 of 18 highest-quartile and contains no lowest-quartile name; Pool B contains no highest-quartile name and two lowest-quartile names. This is precisely the confound Gaddis (2017) identifies, in that a raw Bertrand–Mullainathan contrast varies perceived race and perceived class together.</w:t>
       </w:r>
       <w:r>
         <w:t xml:space="preserve"> </w:t>
@@ -25199,7 +25172,7 @@
         <w:t xml:space="preserve"> </w:t>
       </w:r>
       <w:r>
-        <w:t xml:space="preserve">detecting a difference. We detect none — 47 of 48 contrasts null in §8.4, and 105 of 105 null in §8.11, with replicate noise exceeding between-condition variance throughout. A null under a confound that should amplify the effect is stronger evidence of absence than a null under a clean cue, not weaker. What the confound does forbid is the</w:t>
+        <w:t xml:space="preserve">detecting a difference. We detect none, with 47 of 48 contrasts null in §8.4 and 105 of 105 null in §8.11, and replicate noise exceeding between-condition variance throughout. A null under a confound that should amplify the effect is stronger evidence of absence than a null under a clean cue, not weaker. What the confound does forbid is the</w:t>
       </w:r>
       <w:r>
         <w:t xml:space="preserve"> </w:t>
@@ -25212,7 +25185,7 @@
         <w:t xml:space="preserve">decomposition</w:t>
       </w:r>
       <w:r>
-        <w:t xml:space="preserve">: we cannot say whether the absent effect is absent for race, for class, or for both, and we do not claim to.</w:t>
+        <w:t xml:space="preserve">. We cannot say whether the absent effect is absent for race, for class, or for both, and we do not claim to.</w:t>
       </w:r>
     </w:p>
     <w:p>
@@ -25230,7 +25203,7 @@
         <w:t xml:space="preserve"> </w:t>
       </w:r>
       <w:r>
-        <w:t xml:space="preserve">Per-name numeric scores for both perceived race and perceived social class, obtained as data rather than read off a figure. Crabtree et al. (2022) is the correct source for the class dimension and Gaddis (2017) for race; both are open access, and the underlying per-name estimates would need to be requested from the authors or taken from a replication archive. With those in hand the correct procedure is to rebuild both pools matched on perceived class and re-run C1/C2 — which is a new data collection, not a re-analysis. Until then C1/C2 stands as a joint cue and the voucher contrast C3, which requires no name instrument at all, carries the identity analysis.</w:t>
+        <w:t xml:space="preserve">Per-name numeric scores for both perceived race and perceived social class, obtained as data rather than read off a figure. Crabtree et al. (2022) is the correct source for the class dimension and Gaddis (2017) for race; both are open access, and the underlying per-name estimates would need to be requested from the authors or taken from a replication archive. With those in hand the correct procedure is to rebuild both pools matched on perceived class and re-run C1/C2, which is a new data collection, not a re-analysis. Until then C1/C2 stands as a joint cue and the voucher contrast C3, which requires no name instrument at all, carries the identity analysis.</w:t>
       </w:r>
     </w:p>
     <w:bookmarkEnd w:id="80"/>
@@ -25482,7 +25455,7 @@
           <w:bCs/>
           <w:b/>
         </w:rPr>
-        <w:t xml:space="preserve">2026-08-25 — walk-access radius 800 m → 1,200 m.</w:t>
+        <w:t xml:space="preserve">2026-08-25: walk-access radius 800 m → 1,200 m.</w:t>
       </w:r>
       <w:r>
         <w:t xml:space="preserve"> </w:t>
@@ -25504,7 +25477,7 @@
           <w:bCs/>
           <w:b/>
         </w:rPr>
-        <w:t xml:space="preserve">2026-08-25 — dominance split into pool and universe variants.</w:t>
+        <w:t xml:space="preserve">2026-08-25: dominance split into pool and universe variants.</w:t>
       </w:r>
       <w:r>
         <w:t xml:space="preserve"> </w:t>
@@ -25526,7 +25499,7 @@
           <w:bCs/>
           <w:b/>
         </w:rPr>
-        <w:t xml:space="preserve">2026-08-25 — studio pool slot redistribution.</w:t>
+        <w:t xml:space="preserve">2026-08-25: studio pool slot redistribution.</w:t>
       </w:r>
       <w:r>
         <w:t xml:space="preserve"> </w:t>
@@ -25548,7 +25521,7 @@
           <w:bCs/>
           <w:b/>
         </w:rPr>
-        <w:t xml:space="preserve">2026-08-25 —</w:t>
+        <w:t xml:space="preserve">2026-08-25:</w:t>
       </w:r>
       <w:r>
         <w:rPr>
@@ -25628,13 +25601,13 @@
           <w:bCs/>
           <w:b/>
         </w:rPr>
-        <w:t xml:space="preserve">2026-08-25 — pool order fixed per scenario rather than per call.</w:t>
-      </w:r>
-      <w:r>
-        <w:t xml:space="preserve"> </w:t>
-      </w:r>
-      <w:r>
-        <w:t xml:space="preserve">Required for prompt caching, and methodologically preferable: order is identical across the four identity conditions (so it cannot confound the contrast) while varying across scenarios (so no aggregate position bias).</w:t>
+        <w:t xml:space="preserve">2026-08-25: pool order fixed per scenario rather than per call.</w:t>
+      </w:r>
+      <w:r>
+        <w:t xml:space="preserve"> </w:t>
+      </w:r>
+      <w:r>
+        <w:t xml:space="preserve">Required for prompt caching, and methodologically preferable, since order is identical across the four identity conditions (so it cannot confound the contrast) while varying across scenarios (so no aggregate position bias).</w:t>
       </w:r>
     </w:p>
     <w:p>
@@ -25650,7 +25623,7 @@
           <w:bCs/>
           <w:b/>
         </w:rPr>
-        <w:t xml:space="preserve">2026-09-06 — spend ledger corrected from cumulative to per-provider.</w:t>
+        <w:t xml:space="preserve">2026-09-06: spend ledger corrected from cumulative to per-provider.</w:t>
       </w:r>
       <w:r>
         <w:t xml:space="preserve"> </w:t>
@@ -25672,7 +25645,7 @@
           <w:bCs/>
           <w:b/>
         </w:rPr>
-        <w:t xml:space="preserve">2026-09-06 —</w:t>
+        <w:t xml:space="preserve">2026-09-06:</w:t>
       </w:r>
       <w:r>
         <w:rPr>
@@ -25723,7 +25696,7 @@
           <w:bCs/>
           <w:b/>
         </w:rPr>
-        <w:t xml:space="preserve">2026-09-06 — spend ledger race condition.</w:t>
+        <w:t xml:space="preserve">2026-09-06: spend ledger race condition.</w:t>
       </w:r>
       <w:r>
         <w:t xml:space="preserve"> </w:t>
@@ -25769,7 +25742,7 @@
           <w:bCs/>
           <w:b/>
         </w:rPr>
-        <w:t xml:space="preserve">2026-09-07 —</w:t>
+        <w:t xml:space="preserve">2026-09-07:</w:t>
       </w:r>
       <w:r>
         <w:rPr>
@@ -25833,7 +25806,7 @@
           <w:bCs/>
           <w:b/>
         </w:rPr>
-        <w:t xml:space="preserve">2026-09-07 — title and framing revised post-hoc</w:t>
+        <w:t xml:space="preserve">2026-09-07: title and framing revised post-hoc</w:t>
       </w:r>
       <w:r>
         <w:t xml:space="preserve"> </w:t>
@@ -26161,7 +26134,7 @@
           <w:bCs/>
           <w:b/>
         </w:rPr>
-        <w:t xml:space="preserve">Name-perception validation (Appendix B) — partially closed, and rescoped.</w:t>
+        <w:t xml:space="preserve">Name-perception validation (Appendix B): partially closed, and rescoped.</w:t>
       </w:r>
       <w:r>
         <w:t xml:space="preserve"> </w:t>
@@ -26183,7 +26156,7 @@
         <w:t xml:space="preserve"> </w:t>
       </w:r>
       <w:r>
-        <w:t xml:space="preserve">closed is the per-name numeric score for perceived race and perceived social class, because neither source tabulates them — Gaddis (2017) reports per-name perceived race only in raster figures, and per-name perceived</w:t>
+        <w:t xml:space="preserve">closed is the per-name numeric score for perceived race and perceived social class, because neither source tabulates them. Gaddis (2017) reports per-name perceived race only in raster figures, and per-name perceived</w:t>
       </w:r>
       <w:r>
         <w:t xml:space="preserve"> </w:t>
@@ -26225,7 +26198,7 @@
         <w:t xml:space="preserve">”</w:t>
       </w:r>
       <w:r>
-        <w:t xml:space="preserve">. The recovered quartile data shows something more specific and more useful: the pools are systematically unbalanced on the SES correlate, so C1/C2 is a joint race-and-class cue whose confound biases</w:t>
+        <w:t xml:space="preserve">. The recovered quartile data shows something more specific and more useful. The pools are systematically unbalanced on the SES correlate, so C1/C2 is a joint race-and-class cue whose confound biases</w:t>
       </w:r>
       <w:r>
         <w:t xml:space="preserve"> </w:t>
@@ -26241,7 +26214,7 @@
         <w:t xml:space="preserve"> </w:t>
       </w:r>
       <w:r>
-        <w:t xml:space="preserve">detecting an effect. Closing this item properly means obtaining per-name estimates as data from the authors or a replication archive, rebuilding both pools matched on perceived class, and re-running C1/C2 — a new collection, not a re-analysis. Until then C3 (voucher) carries the identity analysis, and it needs no name instrument.</w:t>
+        <w:t xml:space="preserve">detecting an effect. Closing this item properly means obtaining per-name estimates as data from the authors or a replication archive, rebuilding both pools matched on perceived class, and re-running C1/C2, which is a new collection rather than a re-analysis. Until then C3 (voucher) carries the identity analysis, and it needs no name instrument.</w:t>
       </w:r>
     </w:p>
     <w:p>
@@ -26319,7 +26292,7 @@
           <w:bCs/>
           <w:b/>
         </w:rPr>
-        <w:t xml:space="preserve">ACS covariates — completed.</w:t>
+        <w:t xml:space="preserve">ACS covariates: completed.</w:t>
       </w:r>
       <w:r>
         <w:t xml:space="preserve"> </w:t>
@@ -26334,7 +26307,7 @@
         <w:t xml:space="preserve">code/17_fetch_acs.py</w:t>
       </w:r>
       <w:r>
-        <w:t xml:space="preserve">). This closed the two items previously listed here: the ACS borough column of Table 2b, and the S3 neighborhood-exposure measure, now reported in §8.11. Three notes for anyone reproducing this:</w:t>
+        <w:t xml:space="preserve">). This closed the two items previously listed here, namely the ACS borough column of Table 2b and the S3 neighborhood-exposure measure, now reported in §8.11. Three notes for anyone reproducing this:</w:t>
       </w:r>
     </w:p>
     <w:p>
@@ -26421,7 +26394,7 @@
         <w:t xml:space="preserve">The key travels in the query string</w:t>
       </w:r>
       <w:r>
-        <w:t xml:space="preserve">, so an unguarded traceback will print it:</w:t>
+        <w:t xml:space="preserve">, so an unguarded traceback will print it, since</w:t>
       </w:r>
       <w:r>
         <w:t xml:space="preserve"> </w:t>
